--- a/06_산출물_문서/2계층_절차서/QP-502_조직_역할_책임_권한.docx
+++ b/06_산출물_문서/2계층_절차서/QP-502_조직_역할_책임_권한.docx
@@ -270,11 +270,11 @@
     </w:p>
     <w:tbl>
       <w:tblPr>
-        <w:tblW w:w="8788" w:type="dxa"/>
         <w:tblCellMar>
           <w:left w:w="108" w:type="dxa"/>
           <w:right w:w="108" w:type="dxa"/>
         </w:tblCellMar>
+        <w:tblW w:w="8788" w:type="dxa"/>
         <w:tblBorders>
           <w:top w:val="single" w:sz="4" w:color="2E74B5" w:space="0"/>
           <w:left w:val="single" w:sz="4" w:color="2E74B5" w:space="0"/>
@@ -294,13 +294,13 @@
         <w:tc>
           <w:tcPr>
             <w:tcW w:w="1500" w:type="dxa"/>
-            <w:shd w:val="clear" w:color="auto" w:fill="D9D9D9"/>
-            <w:tcMar>
-              <w:top w:w="60" w:type="dxa"/>
-              <w:left w:w="120" w:type="dxa"/>
-              <w:bottom w:w="60" w:type="dxa"/>
-              <w:right w:w="120" w:type="dxa"/>
-            </w:tcMar>
+            <w:tcMar>
+              <w:top w:w="60" w:type="dxa"/>
+              <w:left w:w="120" w:type="dxa"/>
+              <w:bottom w:w="60" w:type="dxa"/>
+              <w:right w:w="120" w:type="dxa"/>
+            </w:tcMar>
+            <w:shd w:val="clear" w:color="auto" w:fill="DEEAF1"/>
           </w:tcPr>
           <w:p>
             <w:pPr>
@@ -320,13 +320,13 @@
         <w:tc>
           <w:tcPr>
             <w:tcW w:w="2800" w:type="dxa"/>
-            <w:shd w:val="clear" w:color="auto" w:fill="D9D9D9"/>
-            <w:tcMar>
-              <w:top w:w="60" w:type="dxa"/>
-              <w:left w:w="120" w:type="dxa"/>
-              <w:bottom w:w="60" w:type="dxa"/>
-              <w:right w:w="120" w:type="dxa"/>
-            </w:tcMar>
+            <w:tcMar>
+              <w:top w:w="60" w:type="dxa"/>
+              <w:left w:w="120" w:type="dxa"/>
+              <w:bottom w:w="60" w:type="dxa"/>
+              <w:right w:w="120" w:type="dxa"/>
+            </w:tcMar>
+            <w:shd w:val="clear" w:color="auto" w:fill="DEEAF1"/>
           </w:tcPr>
           <w:p>
             <w:pPr>
@@ -346,13 +346,13 @@
         <w:tc>
           <w:tcPr>
             <w:tcW w:w="2000" w:type="dxa"/>
-            <w:shd w:val="clear" w:color="auto" w:fill="D9D9D9"/>
-            <w:tcMar>
-              <w:top w:w="60" w:type="dxa"/>
-              <w:left w:w="120" w:type="dxa"/>
-              <w:bottom w:w="60" w:type="dxa"/>
-              <w:right w:w="120" w:type="dxa"/>
-            </w:tcMar>
+            <w:tcMar>
+              <w:top w:w="60" w:type="dxa"/>
+              <w:left w:w="120" w:type="dxa"/>
+              <w:bottom w:w="60" w:type="dxa"/>
+              <w:right w:w="120" w:type="dxa"/>
+            </w:tcMar>
+            <w:shd w:val="clear" w:color="auto" w:fill="DEEAF1"/>
           </w:tcPr>
           <w:p>
             <w:pPr>
@@ -372,13 +372,13 @@
         <w:tc>
           <w:tcPr>
             <w:tcW w:w="2488" w:type="dxa"/>
-            <w:shd w:val="clear" w:color="auto" w:fill="D9D9D9"/>
-            <w:tcMar>
-              <w:top w:w="60" w:type="dxa"/>
-              <w:left w:w="120" w:type="dxa"/>
-              <w:bottom w:w="60" w:type="dxa"/>
-              <w:right w:w="120" w:type="dxa"/>
-            </w:tcMar>
+            <w:tcMar>
+              <w:top w:w="60" w:type="dxa"/>
+              <w:left w:w="120" w:type="dxa"/>
+              <w:bottom w:w="60" w:type="dxa"/>
+              <w:right w:w="120" w:type="dxa"/>
+            </w:tcMar>
+            <w:shd w:val="clear" w:color="auto" w:fill="DEEAF1"/>
           </w:tcPr>
           <w:p>
             <w:pPr>
@@ -1155,7 +1155,7 @@
         </w:trPr>
         <w:tc>
           <w:tcPr>
-            <w:tcW w:w="2460" w:type="dxa"/>
+            <w:tcW w:w="3000" w:type="dxa"/>
             <w:tcMar>
               <w:top w:w="60" w:type="dxa"/>
               <w:left w:w="120" w:type="dxa"/>
@@ -1176,7 +1176,7 @@
         </w:tc>
         <w:tc>
           <w:tcPr>
-            <w:tcW w:w="6328" w:type="dxa"/>
+            <w:tcW w:w="5788" w:type="dxa"/>
             <w:tcMar>
               <w:top w:w="60" w:type="dxa"/>
               <w:left w:w="120" w:type="dxa"/>
@@ -1198,9 +1198,7 @@
       </w:tr>
       <w:tr>
         <w:tc>
-          <w:tcPr>
-            <w:tcW w:w="2460" w:type="dxa"/>
-          </w:tcPr>
+          <w:tcPr/>
           <w:p>
             <w:pPr>
               <w:pStyle w:val="Compact"/>
@@ -1212,7 +1210,7 @@
         </w:tc>
         <w:tc>
           <w:tcPr>
-            <w:tcW w:w="6328" w:type="dxa"/>
+            <w:tcW w:w="5788" w:type="dxa"/>
             <w:tcMar>
               <w:top w:w="60" w:type="dxa"/>
               <w:left w:w="120" w:type="dxa"/>
@@ -1245,6 +1243,7 @@
         </w:tc>
         <w:tc>
           <w:tcPr>
+            <w:tcW w:w="5788" w:type="dxa"/>
             <w:tcMar>
               <w:top w:w="60" w:type="dxa"/>
               <w:left w:w="120" w:type="dxa"/>
@@ -1265,7 +1264,9 @@
       </w:tr>
       <w:tr>
         <w:tc>
-          <w:tcPr/>
+          <w:tcPr>
+            <w:tcW w:w="3000" w:type="dxa"/>
+          </w:tcPr>
           <w:p>
             <w:pPr>
               <w:pStyle w:val="Compact"/>
@@ -1277,7 +1278,7 @@
         </w:tc>
         <w:tc>
           <w:tcPr>
-            <w:tcW w:w="6328" w:type="dxa"/>
+            <w:tcW w:w="5788" w:type="dxa"/>
           </w:tcPr>
           <w:p>
             <w:pPr>
@@ -1291,19 +1292,10 @@
       </w:tr>
       <w:tr>
         <w:tc>
-          <w:tcPr>
-            <w:tcW w:w="2460" w:type="dxa"/>
-            <w:tcMar>
-              <w:top w:w="60" w:type="dxa"/>
-              <w:left w:w="120" w:type="dxa"/>
-              <w:bottom w:w="60" w:type="dxa"/>
-              <w:right w:w="120" w:type="dxa"/>
-            </w:tcMar>
-          </w:tcPr>
-          <w:p>
-            <w:pPr>
-              <w:pStyle w:val="Compact"/>
-              <w:wordWrap w:val="1"/>
+          <w:tcPr/>
+          <w:p>
+            <w:pPr>
+              <w:pStyle w:val="Compact"/>
             </w:pPr>
             <w:r>
               <w:t xml:space="preserve">실무 담당자</w:t>
@@ -1311,7 +1303,9 @@
           </w:p>
         </w:tc>
         <w:tc>
-          <w:tcPr/>
+          <w:tcPr>
+            <w:tcW w:w="5788" w:type="dxa"/>
+          </w:tcPr>
           <w:p>
             <w:pPr>
               <w:pStyle w:val="Compact"/>
@@ -1324,18 +1318,10 @@
       </w:tr>
       <w:tr>
         <w:tc>
-          <w:tcPr>
-            <w:tcMar>
-              <w:top w:w="60" w:type="dxa"/>
-              <w:left w:w="120" w:type="dxa"/>
-              <w:bottom w:w="60" w:type="dxa"/>
-              <w:right w:w="120" w:type="dxa"/>
-            </w:tcMar>
-          </w:tcPr>
-          <w:p>
-            <w:pPr>
-              <w:pStyle w:val="Compact"/>
-              <w:wordWrap w:val="1"/>
+          <w:tcPr/>
+          <w:p>
+            <w:pPr>
+              <w:pStyle w:val="Compact"/>
             </w:pPr>
             <w:r>
               <w:t xml:space="preserve">항공우주 특수 역할</w:t>
@@ -1344,6 +1330,7 @@
         </w:tc>
         <w:tc>
           <w:tcPr>
+            <w:tcW w:w="5788" w:type="dxa"/>
             <w:tcMar>
               <w:top w:w="60" w:type="dxa"/>
               <w:left w:w="120" w:type="dxa"/>
@@ -1397,7 +1384,7 @@
         </w:trPr>
         <w:tc>
           <w:tcPr>
-            <w:tcW w:w="2460" w:type="dxa"/>
+            <w:tcW w:w="2293" w:type="dxa"/>
             <w:tcMar>
               <w:top w:w="60" w:type="dxa"/>
               <w:left w:w="120" w:type="dxa"/>
@@ -1418,7 +1405,7 @@
         </w:tc>
         <w:tc>
           <w:tcPr>
-            <w:tcW w:w="6328" w:type="dxa"/>
+            <w:tcW w:w="6495" w:type="dxa"/>
             <w:tcMar>
               <w:top w:w="60" w:type="dxa"/>
               <w:left w:w="120" w:type="dxa"/>
@@ -1440,9 +1427,7 @@
       </w:tr>
       <w:tr>
         <w:tc>
-          <w:tcPr>
-            <w:tcW w:w="2460" w:type="dxa"/>
-          </w:tcPr>
+          <w:tcPr/>
           <w:p>
             <w:pPr>
               <w:pStyle w:val="Compact"/>
@@ -1454,7 +1439,7 @@
         </w:tc>
         <w:tc>
           <w:tcPr>
-            <w:tcW w:w="6328" w:type="dxa"/>
+            <w:tcW w:w="6495" w:type="dxa"/>
             <w:tcMar>
               <w:top w:w="60" w:type="dxa"/>
               <w:left w:w="120" w:type="dxa"/>
@@ -1487,6 +1472,7 @@
         </w:tc>
         <w:tc>
           <w:tcPr>
+            <w:tcW w:w="6495" w:type="dxa"/>
             <w:tcMar>
               <w:top w:w="60" w:type="dxa"/>
               <w:left w:w="120" w:type="dxa"/>
@@ -1518,9 +1504,7 @@
           </w:p>
         </w:tc>
         <w:tc>
-          <w:tcPr>
-            <w:tcW w:w="6328" w:type="dxa"/>
-          </w:tcPr>
+          <w:tcPr/>
           <w:p>
             <w:pPr>
               <w:pStyle w:val="Compact"/>
@@ -1533,19 +1517,10 @@
       </w:tr>
       <w:tr>
         <w:tc>
-          <w:tcPr>
-            <w:tcW w:w="2460" w:type="dxa"/>
-            <w:tcMar>
-              <w:top w:w="60" w:type="dxa"/>
-              <w:left w:w="120" w:type="dxa"/>
-              <w:bottom w:w="60" w:type="dxa"/>
-              <w:right w:w="120" w:type="dxa"/>
-            </w:tcMar>
-          </w:tcPr>
-          <w:p>
-            <w:pPr>
-              <w:pStyle w:val="Compact"/>
-              <w:wordWrap w:val="1"/>
+          <w:tcPr/>
+          <w:p>
+            <w:pPr>
+              <w:pStyle w:val="Compact"/>
             </w:pPr>
             <w:r>
               <w:t xml:space="preserve">QP-501</w:t>
@@ -1553,10 +1528,19 @@
           </w:p>
         </w:tc>
         <w:tc>
-          <w:tcPr/>
-          <w:p>
-            <w:pPr>
-              <w:pStyle w:val="Compact"/>
+          <w:tcPr>
+            <w:tcW w:w="6495" w:type="dxa"/>
+            <w:tcMar>
+              <w:top w:w="60" w:type="dxa"/>
+              <w:left w:w="120" w:type="dxa"/>
+              <w:bottom w:w="60" w:type="dxa"/>
+              <w:right w:w="120" w:type="dxa"/>
+            </w:tcMar>
+          </w:tcPr>
+          <w:p>
+            <w:pPr>
+              <w:pStyle w:val="Compact"/>
+              <w:wordWrap w:val="1"/>
             </w:pPr>
             <w:r>
               <w:t xml:space="preserve">품질방침/목표 관리 절차서</w:t>
@@ -1566,18 +1550,10 @@
       </w:tr>
       <w:tr>
         <w:tc>
-          <w:tcPr>
-            <w:tcMar>
-              <w:top w:w="60" w:type="dxa"/>
-              <w:left w:w="120" w:type="dxa"/>
-              <w:bottom w:w="60" w:type="dxa"/>
-              <w:right w:w="120" w:type="dxa"/>
-            </w:tcMar>
-          </w:tcPr>
-          <w:p>
-            <w:pPr>
-              <w:pStyle w:val="Compact"/>
-              <w:wordWrap w:val="1"/>
+          <w:tcPr/>
+          <w:p>
+            <w:pPr>
+              <w:pStyle w:val="Compact"/>
             </w:pPr>
             <w:r>
               <w:t xml:space="preserve">QP-703</w:t>
@@ -1585,18 +1561,10 @@
           </w:p>
         </w:tc>
         <w:tc>
-          <w:tcPr>
-            <w:tcMar>
-              <w:top w:w="60" w:type="dxa"/>
-              <w:left w:w="120" w:type="dxa"/>
-              <w:bottom w:w="60" w:type="dxa"/>
-              <w:right w:w="120" w:type="dxa"/>
-            </w:tcMar>
-          </w:tcPr>
-          <w:p>
-            <w:pPr>
-              <w:pStyle w:val="Compact"/>
-              <w:wordWrap w:val="1"/>
+          <w:tcPr/>
+          <w:p>
+            <w:pPr>
+              <w:pStyle w:val="Compact"/>
             </w:pPr>
             <w:r>
               <w:t xml:space="preserve">역량/교육훈련 관리 절차서</w:t>
@@ -1640,7 +1608,7 @@
         </w:trPr>
         <w:tc>
           <w:tcPr>
-            <w:tcW w:w="2460" w:type="dxa"/>
+            <w:tcW w:w="3000" w:type="dxa"/>
             <w:tcMar>
               <w:top w:w="60" w:type="dxa"/>
               <w:left w:w="120" w:type="dxa"/>
@@ -1661,7 +1629,7 @@
         </w:tc>
         <w:tc>
           <w:tcPr>
-            <w:tcW w:w="6328" w:type="dxa"/>
+            <w:tcW w:w="5788" w:type="dxa"/>
             <w:tcMar>
               <w:top w:w="60" w:type="dxa"/>
               <w:left w:w="120" w:type="dxa"/>
@@ -1683,9 +1651,7 @@
       </w:tr>
       <w:tr>
         <w:tc>
-          <w:tcPr>
-            <w:tcW w:w="2460" w:type="dxa"/>
-          </w:tcPr>
+          <w:tcPr/>
           <w:p>
             <w:pPr>
               <w:pStyle w:val="Compact"/>
@@ -1697,7 +1663,7 @@
         </w:tc>
         <w:tc>
           <w:tcPr>
-            <w:tcW w:w="6328" w:type="dxa"/>
+            <w:tcW w:w="5788" w:type="dxa"/>
             <w:tcMar>
               <w:top w:w="60" w:type="dxa"/>
               <w:left w:w="120" w:type="dxa"/>
@@ -1730,6 +1696,7 @@
         </w:tc>
         <w:tc>
           <w:tcPr>
+            <w:tcW w:w="5788" w:type="dxa"/>
             <w:tcMar>
               <w:top w:w="60" w:type="dxa"/>
               <w:left w:w="120" w:type="dxa"/>
@@ -1761,9 +1728,7 @@
           </w:p>
         </w:tc>
         <w:tc>
-          <w:tcPr>
-            <w:tcW w:w="6328" w:type="dxa"/>
-          </w:tcPr>
+          <w:tcPr/>
           <w:p>
             <w:pPr>
               <w:pStyle w:val="Compact"/>
@@ -1776,19 +1741,10 @@
       </w:tr>
       <w:tr>
         <w:tc>
-          <w:tcPr>
-            <w:tcW w:w="2460" w:type="dxa"/>
-            <w:tcMar>
-              <w:top w:w="60" w:type="dxa"/>
-              <w:left w:w="120" w:type="dxa"/>
-              <w:bottom w:w="60" w:type="dxa"/>
-              <w:right w:w="120" w:type="dxa"/>
-            </w:tcMar>
-          </w:tcPr>
-          <w:p>
-            <w:pPr>
-              <w:pStyle w:val="Compact"/>
-              <w:wordWrap w:val="1"/>
+          <w:tcPr/>
+          <w:p>
+            <w:pPr>
+              <w:pStyle w:val="Compact"/>
             </w:pPr>
             <w:r>
               <w:t xml:space="preserve">CCB (Configuration Control Board)</w:t>
@@ -1796,10 +1752,19 @@
           </w:p>
         </w:tc>
         <w:tc>
-          <w:tcPr/>
-          <w:p>
-            <w:pPr>
-              <w:pStyle w:val="Compact"/>
+          <w:tcPr>
+            <w:tcW w:w="5788" w:type="dxa"/>
+            <w:tcMar>
+              <w:top w:w="60" w:type="dxa"/>
+              <w:left w:w="120" w:type="dxa"/>
+              <w:bottom w:w="60" w:type="dxa"/>
+              <w:right w:w="120" w:type="dxa"/>
+            </w:tcMar>
+          </w:tcPr>
+          <w:p>
+            <w:pPr>
+              <w:pStyle w:val="Compact"/>
+              <w:wordWrap w:val="1"/>
             </w:pPr>
             <w:r>
               <w:t xml:space="preserve">형상통제위원회. 형상 변경의 승인/거부를 결정하는 다기능팀</w:t>
@@ -1833,18 +1798,10 @@
       </w:tr>
       <w:tr>
         <w:tc>
-          <w:tcPr>
-            <w:tcMar>
-              <w:top w:w="60" w:type="dxa"/>
-              <w:left w:w="120" w:type="dxa"/>
-              <w:bottom w:w="60" w:type="dxa"/>
-              <w:right w:w="120" w:type="dxa"/>
-            </w:tcMar>
-          </w:tcPr>
-          <w:p>
-            <w:pPr>
-              <w:pStyle w:val="Compact"/>
-              <w:wordWrap w:val="1"/>
+          <w:tcPr/>
+          <w:p>
+            <w:pPr>
+              <w:pStyle w:val="Compact"/>
             </w:pPr>
             <w:r>
               <w:t xml:space="preserve">권한 위임 (Delegation of Authority)</w:t>
@@ -1852,18 +1809,10 @@
           </w:p>
         </w:tc>
         <w:tc>
-          <w:tcPr>
-            <w:tcMar>
-              <w:top w:w="60" w:type="dxa"/>
-              <w:left w:w="120" w:type="dxa"/>
-              <w:bottom w:w="60" w:type="dxa"/>
-              <w:right w:w="120" w:type="dxa"/>
-            </w:tcMar>
-          </w:tcPr>
-          <w:p>
-            <w:pPr>
-              <w:pStyle w:val="Compact"/>
-              <w:wordWrap w:val="1"/>
+          <w:tcPr/>
+          <w:p>
+            <w:pPr>
+              <w:pStyle w:val="Compact"/>
             </w:pPr>
             <w:r>
               <w:t xml:space="preserve">특정 업무에 대한 결정 권한을 타인에게 이전하는 행위</w:t>
@@ -2094,10 +2043,18 @@
           </w:p>
         </w:tc>
         <w:tc>
-          <w:tcPr/>
-          <w:p>
-            <w:pPr>
-              <w:pStyle w:val="Compact"/>
+          <w:tcPr>
+            <w:tcMar>
+              <w:top w:w="60" w:type="dxa"/>
+              <w:left w:w="120" w:type="dxa"/>
+              <w:bottom w:w="60" w:type="dxa"/>
+              <w:right w:w="120" w:type="dxa"/>
+            </w:tcMar>
+          </w:tcPr>
+          <w:p>
+            <w:pPr>
+              <w:pStyle w:val="Compact"/>
+              <w:wordWrap w:val="1"/>
             </w:pPr>
             <w:r>
               <w:t xml:space="preserve">5.3</w:t>
@@ -2144,10 +2101,18 @@
           </w:p>
         </w:tc>
         <w:tc>
-          <w:tcPr/>
-          <w:p>
-            <w:pPr>
-              <w:pStyle w:val="Compact"/>
+          <w:tcPr>
+            <w:tcMar>
+              <w:top w:w="60" w:type="dxa"/>
+              <w:left w:w="120" w:type="dxa"/>
+              <w:bottom w:w="60" w:type="dxa"/>
+              <w:right w:w="120" w:type="dxa"/>
+            </w:tcMar>
+          </w:tcPr>
+          <w:p>
+            <w:pPr>
+              <w:pStyle w:val="Compact"/>
+              <w:wordWrap w:val="1"/>
             </w:pPr>
             <w:r>
               <w:t xml:space="preserve">8.1.4</w:t>
@@ -2194,10 +2159,18 @@
           </w:p>
         </w:tc>
         <w:tc>
-          <w:tcPr/>
-          <w:p>
-            <w:pPr>
-              <w:pStyle w:val="Compact"/>
+          <w:tcPr>
+            <w:tcMar>
+              <w:top w:w="60" w:type="dxa"/>
+              <w:left w:w="120" w:type="dxa"/>
+              <w:bottom w:w="60" w:type="dxa"/>
+              <w:right w:w="120" w:type="dxa"/>
+            </w:tcMar>
+          </w:tcPr>
+          <w:p>
+            <w:pPr>
+              <w:pStyle w:val="Compact"/>
+              <w:wordWrap w:val="1"/>
             </w:pPr>
             <w:r>
               <w:t xml:space="preserve">8.3, 8.1.3</w:t>
@@ -2244,10 +2217,18 @@
           </w:p>
         </w:tc>
         <w:tc>
-          <w:tcPr/>
-          <w:p>
-            <w:pPr>
-              <w:pStyle w:val="Compact"/>
+          <w:tcPr>
+            <w:tcMar>
+              <w:top w:w="60" w:type="dxa"/>
+              <w:left w:w="120" w:type="dxa"/>
+              <w:bottom w:w="60" w:type="dxa"/>
+              <w:right w:w="120" w:type="dxa"/>
+            </w:tcMar>
+          </w:tcPr>
+          <w:p>
+            <w:pPr>
+              <w:pStyle w:val="Compact"/>
+              <w:wordWrap w:val="1"/>
             </w:pPr>
             <w:r>
               <w:t xml:space="preserve">8.5</w:t>
@@ -2294,10 +2275,18 @@
           </w:p>
         </w:tc>
         <w:tc>
-          <w:tcPr/>
-          <w:p>
-            <w:pPr>
-              <w:pStyle w:val="Compact"/>
+          <w:tcPr>
+            <w:tcMar>
+              <w:top w:w="60" w:type="dxa"/>
+              <w:left w:w="120" w:type="dxa"/>
+              <w:bottom w:w="60" w:type="dxa"/>
+              <w:right w:w="120" w:type="dxa"/>
+            </w:tcMar>
+          </w:tcPr>
+          <w:p>
+            <w:pPr>
+              <w:pStyle w:val="Compact"/>
+              <w:wordWrap w:val="1"/>
             </w:pPr>
             <w:r>
               <w:t xml:space="preserve">8.6, 9.2</w:t>
@@ -2344,10 +2333,18 @@
           </w:p>
         </w:tc>
         <w:tc>
-          <w:tcPr/>
-          <w:p>
-            <w:pPr>
-              <w:pStyle w:val="Compact"/>
+          <w:tcPr>
+            <w:tcMar>
+              <w:top w:w="60" w:type="dxa"/>
+              <w:left w:w="120" w:type="dxa"/>
+              <w:bottom w:w="60" w:type="dxa"/>
+              <w:right w:w="120" w:type="dxa"/>
+            </w:tcMar>
+          </w:tcPr>
+          <w:p>
+            <w:pPr>
+              <w:pStyle w:val="Compact"/>
+              <w:wordWrap w:val="1"/>
             </w:pPr>
             <w:r>
               <w:t xml:space="preserve">8.4</w:t>
@@ -2394,10 +2391,18 @@
           </w:p>
         </w:tc>
         <w:tc>
-          <w:tcPr/>
-          <w:p>
-            <w:pPr>
-              <w:pStyle w:val="Compact"/>
+          <w:tcPr>
+            <w:tcMar>
+              <w:top w:w="60" w:type="dxa"/>
+              <w:left w:w="120" w:type="dxa"/>
+              <w:bottom w:w="60" w:type="dxa"/>
+              <w:right w:w="120" w:type="dxa"/>
+            </w:tcMar>
+          </w:tcPr>
+          <w:p>
+            <w:pPr>
+              <w:pStyle w:val="Compact"/>
+              <w:wordWrap w:val="1"/>
             </w:pPr>
             <w:r>
               <w:t xml:space="preserve">8.2</w:t>
@@ -2444,10 +2449,18 @@
           </w:p>
         </w:tc>
         <w:tc>
-          <w:tcPr/>
-          <w:p>
-            <w:pPr>
-              <w:pStyle w:val="Compact"/>
+          <w:tcPr>
+            <w:tcMar>
+              <w:top w:w="60" w:type="dxa"/>
+              <w:left w:w="120" w:type="dxa"/>
+              <w:bottom w:w="60" w:type="dxa"/>
+              <w:right w:w="120" w:type="dxa"/>
+            </w:tcMar>
+          </w:tcPr>
+          <w:p>
+            <w:pPr>
+              <w:pStyle w:val="Compact"/>
+              <w:wordWrap w:val="1"/>
             </w:pPr>
             <w:r>
               <w:t xml:space="preserve">7.2, 7.3</w:t>
@@ -2757,323 +2770,491 @@
         <w:t xml:space="preserve">6.1 조직도</w:t>
       </w:r>
     </w:p>
-    <w:p>
-      <w:pPr>
-        <w:pStyle w:val="SourceCode"/>
-      </w:pPr>
-      <w:r>
-        <w:rPr>
-          <w:rStyle w:val="VerbatimChar"/>
-        </w:rPr>
-        <w:t xml:space="preserve">                    ┌─────────────────────┐</w:t>
-      </w:r>
-      <w:r>
-        <w:br/>
-      </w:r>
-      <w:r>
-        <w:rPr>
-          <w:rStyle w:val="VerbatimChar"/>
-        </w:rPr>
-        <w:t xml:space="preserve">                    │   Tổng Giám Đốc     │</w:t>
-      </w:r>
-      <w:r>
-        <w:br/>
-      </w:r>
-      <w:r>
-        <w:rPr>
-          <w:rStyle w:val="VerbatimChar"/>
-        </w:rPr>
-        <w:t xml:space="preserve">                    │   (총경리/CEO)        │</w:t>
-      </w:r>
-      <w:r>
-        <w:br/>
-      </w:r>
-      <w:r>
-        <w:rPr>
-          <w:rStyle w:val="VerbatimChar"/>
-        </w:rPr>
-        <w:t xml:space="preserve">                    │  ── TRƯỞNG BAN ──   │</w:t>
-      </w:r>
-      <w:r>
-        <w:br/>
-      </w:r>
-      <w:r>
-        <w:rPr>
-          <w:rStyle w:val="VerbatimChar"/>
-        </w:rPr>
-        <w:t xml:space="preserve">                    └────────┬────────────┘</w:t>
-      </w:r>
-      <w:r>
-        <w:br/>
-      </w:r>
-      <w:r>
-        <w:rPr>
-          <w:rStyle w:val="VerbatimChar"/>
-        </w:rPr>
-        <w:t xml:space="preserve">                             │</w:t>
-      </w:r>
-      <w:r>
-        <w:br/>
-      </w:r>
-      <w:r>
-        <w:rPr>
-          <w:rStyle w:val="VerbatimChar"/>
-        </w:rPr>
-        <w:t xml:space="preserve">        ┌────────────────────┼────────────────────┐</w:t>
-      </w:r>
-      <w:r>
-        <w:br/>
-      </w:r>
-      <w:r>
-        <w:rPr>
-          <w:rStyle w:val="VerbatimChar"/>
-        </w:rPr>
-        <w:t xml:space="preserve">        │                    │                     │</w:t>
-      </w:r>
-      <w:r>
-        <w:br/>
-      </w:r>
-      <w:r>
-        <w:rPr>
-          <w:rStyle w:val="VerbatimChar"/>
-        </w:rPr>
-        <w:t xml:space="preserve">  ┌─────┴──────┐    ┌───────┴───────┐     ┌──────┴──────┐</w:t>
-      </w:r>
-      <w:r>
-        <w:br/>
-      </w:r>
-      <w:r>
-        <w:rPr>
-          <w:rStyle w:val="VerbatimChar"/>
-        </w:rPr>
-        <w:t xml:space="preserve">  │ PHÓ BAN    │    │  제품안전      │     │  경영지원    │</w:t>
-      </w:r>
-      <w:r>
-        <w:br/>
-      </w:r>
-      <w:r>
-        <w:rPr>
-          <w:rStyle w:val="VerbatimChar"/>
-        </w:rPr>
-        <w:t xml:space="preserve">  │ 품질부서장  │    │  책임자        │     │ (HR_GA)    │</w:t>
-      </w:r>
-      <w:r>
-        <w:br/>
-      </w:r>
-      <w:r>
-        <w:rPr>
-          <w:rStyle w:val="VerbatimChar"/>
-        </w:rPr>
-        <w:t xml:space="preserve">  │ (QMR)      │    └───────────────┘     └──────┬──────┘</w:t>
-      </w:r>
-      <w:r>
-        <w:br/>
-      </w:r>
-      <w:r>
-        <w:rPr>
-          <w:rStyle w:val="VerbatimChar"/>
-        </w:rPr>
-        <w:t xml:space="preserve">  └─────┬──────┘                                 │</w:t>
-      </w:r>
-      <w:r>
-        <w:br/>
-      </w:r>
-      <w:r>
-        <w:rPr>
-          <w:rStyle w:val="VerbatimChar"/>
-        </w:rPr>
-        <w:t xml:space="preserve">        │                                        │</w:t>
-      </w:r>
-      <w:r>
-        <w:br/>
-      </w:r>
-      <w:r>
-        <w:rPr>
-          <w:rStyle w:val="VerbatimChar"/>
-        </w:rPr>
-        <w:t xml:space="preserve">        │     ┌──────────────────────────────────────────────────┐</w:t>
-      </w:r>
-      <w:r>
-        <w:br/>
-      </w:r>
-      <w:r>
-        <w:rPr>
-          <w:rStyle w:val="VerbatimChar"/>
-        </w:rPr>
-        <w:t xml:space="preserve">        │     │              운영 부서 (CÁC ỦY VIÊN)              │</w:t>
-      </w:r>
-      <w:r>
-        <w:br/>
-      </w:r>
-      <w:r>
-        <w:rPr>
-          <w:rStyle w:val="VerbatimChar"/>
-        </w:rPr>
-        <w:t xml:space="preserve">        │     ├────────┬────────┬──────────┬──────────┬─────────┤</w:t>
-      </w:r>
-      <w:r>
-        <w:br/>
-      </w:r>
-      <w:r>
-        <w:rPr>
-          <w:rStyle w:val="VerbatimChar"/>
-        </w:rPr>
-        <w:t xml:space="preserve">        │     │ 생산    │ 금형   │ 생산계획  │ 개발     │ 구매     │</w:t>
-      </w:r>
-      <w:r>
-        <w:br/>
-      </w:r>
-      <w:r>
-        <w:rPr>
-          <w:rStyle w:val="VerbatimChar"/>
-        </w:rPr>
-        <w:t xml:space="preserve">        │     │(Sản    │(Khuôn)│&amp; 원자재  │(Phát    │(PUR)    │</w:t>
-      </w:r>
-      <w:r>
-        <w:br/>
-      </w:r>
-      <w:r>
-        <w:rPr>
-          <w:rStyle w:val="VerbatimChar"/>
-        </w:rPr>
-        <w:t xml:space="preserve">        │     │ xuất)  │       │창고(KHSX)│ triển)  │         │</w:t>
-      </w:r>
-      <w:r>
-        <w:br/>
-      </w:r>
-      <w:r>
-        <w:rPr>
-          <w:rStyle w:val="VerbatimChar"/>
-        </w:rPr>
-        <w:t xml:space="preserve">        │     └────────┴────────┴──────────┴──────────┴─────────┘</w:t>
-      </w:r>
-      <w:r>
-        <w:br/>
-      </w:r>
-      <w:r>
-        <w:rPr>
-          <w:rStyle w:val="VerbatimChar"/>
-        </w:rPr>
-        <w:t xml:space="preserve">        │                                    │</w:t>
-      </w:r>
-      <w:r>
-        <w:br/>
-      </w:r>
-      <w:r>
-        <w:rPr>
-          <w:rStyle w:val="VerbatimChar"/>
-        </w:rPr>
-        <w:t xml:space="preserve">        │     ┌──────────────────────────────┤</w:t>
-      </w:r>
-      <w:r>
-        <w:br/>
-      </w:r>
-      <w:r>
-        <w:rPr>
-          <w:rStyle w:val="VerbatimChar"/>
-        </w:rPr>
-        <w:t xml:space="preserve">        │     │ 영업 &amp; 완제품창고              │</w:t>
-      </w:r>
-      <w:r>
-        <w:br/>
-      </w:r>
-      <w:r>
-        <w:rPr>
-          <w:rStyle w:val="VerbatimChar"/>
-        </w:rPr>
-        <w:t xml:space="preserve">        │     │ (Kinh doanh &amp; Kho TP)        │</w:t>
-      </w:r>
-      <w:r>
-        <w:br/>
-      </w:r>
-      <w:r>
-        <w:rPr>
-          <w:rStyle w:val="VerbatimChar"/>
-        </w:rPr>
-        <w:t xml:space="preserve">        │     └──────────────────────────────┘</w:t>
-      </w:r>
-      <w:r>
-        <w:br/>
-      </w:r>
-      <w:r>
-        <w:rPr>
-          <w:rStyle w:val="VerbatimChar"/>
-        </w:rPr>
-        <w:t xml:space="preserve">        │</w:t>
-      </w:r>
-      <w:r>
-        <w:br/>
-      </w:r>
-      <w:r>
-        <w:rPr>
-          <w:rStyle w:val="VerbatimChar"/>
-        </w:rPr>
-        <w:t xml:space="preserve">  ┌─────┴─────────────────────────────────────────┐</w:t>
-      </w:r>
-      <w:r>
-        <w:br/>
-      </w:r>
-      <w:r>
-        <w:rPr>
-          <w:rStyle w:val="VerbatimChar"/>
-        </w:rPr>
-        <w:t xml:space="preserve">  │ BAN THƯ KÝ (QMS 사무국)                        │</w:t>
-      </w:r>
-      <w:r>
-        <w:br/>
-      </w:r>
-      <w:r>
-        <w:rPr>
-          <w:rStyle w:val="VerbatimChar"/>
-        </w:rPr>
-        <w:t xml:space="preserve">  │ → Bộ phận QMS: 절차/규정 수립 및 유지            │</w:t>
-      </w:r>
-      <w:r>
-        <w:br/>
-      </w:r>
-      <w:r>
-        <w:rPr>
-          <w:rStyle w:val="VerbatimChar"/>
-        </w:rPr>
-        <w:t xml:space="preserve">  ├───────────────────────────────────────────────┤</w:t>
-      </w:r>
-      <w:r>
-        <w:br/>
-      </w:r>
-      <w:r>
-        <w:rPr>
-          <w:rStyle w:val="VerbatimChar"/>
-        </w:rPr>
-        <w:t xml:space="preserve">  │ BAN ISO CHẤT LƯỢNG (ISO 품질위원회)             │</w:t>
-      </w:r>
-      <w:r>
-        <w:br/>
-      </w:r>
-      <w:r>
-        <w:rPr>
-          <w:rStyle w:val="VerbatimChar"/>
-        </w:rPr>
-        <w:t xml:space="preserve">  │ → 각 부서 ISO MGR &amp; 담당자                      │</w:t>
-      </w:r>
-      <w:r>
-        <w:br/>
-      </w:r>
-      <w:r>
-        <w:rPr>
-          <w:rStyle w:val="VerbatimChar"/>
-        </w:rPr>
-        <w:t xml:space="preserve">  │ → 부서별 QMS 실행/기록/교육 전달                  │</w:t>
-      </w:r>
-      <w:r>
-        <w:br/>
-      </w:r>
-      <w:r>
-        <w:rPr>
-          <w:rStyle w:val="VerbatimChar"/>
-        </w:rPr>
-        <w:t xml:space="preserve">  └───────────────────────────────────────────────┘</w:t>
-      </w:r>
-    </w:p>
+    <w:tbl>
+      <w:tblPr>
+        <w:tblLook w:firstColumn="1" w:firstRow="1" w:lastColumn="0" w:lastRow="0" w:noHBand="0" w:noVBand="1" w:val="04A0"/>
+        <w:tblW w:w="8788" w:type="dxa"/>
+        <w:tblBorders>
+          <w:top w:val="single" w:sz="4" w:color="2E74B5" w:space="0"/>
+          <w:left w:val="single" w:sz="4" w:color="2E74B5" w:space="0"/>
+          <w:bottom w:val="single" w:sz="4" w:color="2E74B5" w:space="0"/>
+          <w:right w:val="single" w:sz="4" w:color="2E74B5" w:space="0"/>
+          <w:insideH w:val="single" w:sz="4" w:color="BDD7EE" w:space="0"/>
+          <w:insideV w:val="single" w:sz="2" w:color="D9D9D9" w:space="0"/>
+        </w:tblBorders>
+      </w:tblPr>
+      <w:tblGrid>
+        <w:gridCol w:w="8788"/>
+      </w:tblGrid>
+      <w:tr>
+        <w:tc>
+          <w:tcPr>
+            <w:tcW w:w="8788" w:type="dxa"/>
+            <w:tcMar>
+              <w:top w:w="80" w:type="dxa"/>
+              <w:left w:w="140" w:type="dxa"/>
+              <w:bottom w:w="80" w:type="dxa"/>
+              <w:right w:w="140" w:type="dxa"/>
+            </w:tcMar>
+          </w:tcPr>
+          <w:p>
+            <w:pPr>
+              <w:spacing w:before="0" w:after="0" w:line="240" w:lineRule="auto"/>
+            </w:pPr>
+            <w:r>
+              <w:rPr>
+                <w:rFonts w:ascii="Courier New" w:hAnsi="Courier New" w:eastAsia="NanumGothicCoding"/>
+                <w:sz w:val="18"/>
+                <w:szCs w:val="18"/>
+              </w:rPr>
+              <w:t xml:space="preserve">                    ┌─────────────────────┐</w:t>
+            </w:r>
+          </w:p>
+          <w:p>
+            <w:pPr>
+              <w:spacing w:before="0" w:after="0" w:line="240" w:lineRule="auto"/>
+            </w:pPr>
+            <w:r>
+              <w:rPr>
+                <w:rFonts w:ascii="Courier New" w:hAnsi="Courier New" w:eastAsia="NanumGothicCoding"/>
+                <w:sz w:val="18"/>
+                <w:szCs w:val="18"/>
+              </w:rPr>
+              <w:t xml:space="preserve">                    │   Tổng Giám Đốc     │</w:t>
+            </w:r>
+          </w:p>
+          <w:p>
+            <w:pPr>
+              <w:spacing w:before="0" w:after="0" w:line="240" w:lineRule="auto"/>
+            </w:pPr>
+            <w:r>
+              <w:rPr>
+                <w:rFonts w:ascii="Courier New" w:hAnsi="Courier New" w:eastAsia="NanumGothicCoding"/>
+                <w:sz w:val="18"/>
+                <w:szCs w:val="18"/>
+              </w:rPr>
+              <w:t xml:space="preserve">                    │   (총경리/CEO)        │</w:t>
+            </w:r>
+          </w:p>
+          <w:p>
+            <w:pPr>
+              <w:spacing w:before="0" w:after="0" w:line="240" w:lineRule="auto"/>
+            </w:pPr>
+            <w:r>
+              <w:rPr>
+                <w:rFonts w:ascii="Courier New" w:hAnsi="Courier New" w:eastAsia="NanumGothicCoding"/>
+                <w:sz w:val="18"/>
+                <w:szCs w:val="18"/>
+              </w:rPr>
+              <w:t xml:space="preserve">                    │  ── TRƯỞNG BAN ──   │</w:t>
+            </w:r>
+          </w:p>
+          <w:p>
+            <w:pPr>
+              <w:spacing w:before="0" w:after="0" w:line="240" w:lineRule="auto"/>
+            </w:pPr>
+            <w:r>
+              <w:rPr>
+                <w:rFonts w:ascii="Courier New" w:hAnsi="Courier New" w:eastAsia="NanumGothicCoding"/>
+                <w:sz w:val="18"/>
+                <w:szCs w:val="18"/>
+              </w:rPr>
+              <w:t xml:space="preserve">                    └────────┬────────────┘</w:t>
+            </w:r>
+          </w:p>
+          <w:p>
+            <w:pPr>
+              <w:spacing w:before="0" w:after="0" w:line="240" w:lineRule="auto"/>
+            </w:pPr>
+            <w:r>
+              <w:rPr>
+                <w:rFonts w:ascii="Courier New" w:hAnsi="Courier New" w:eastAsia="NanumGothicCoding"/>
+                <w:sz w:val="18"/>
+                <w:szCs w:val="18"/>
+              </w:rPr>
+              <w:t xml:space="preserve">                             │</w:t>
+            </w:r>
+          </w:p>
+          <w:p>
+            <w:pPr>
+              <w:spacing w:before="0" w:after="0" w:line="240" w:lineRule="auto"/>
+            </w:pPr>
+            <w:r>
+              <w:rPr>
+                <w:rFonts w:ascii="Courier New" w:hAnsi="Courier New" w:eastAsia="NanumGothicCoding"/>
+                <w:sz w:val="18"/>
+                <w:szCs w:val="18"/>
+              </w:rPr>
+              <w:t xml:space="preserve">        ┌────────────────────┼────────────────────┐</w:t>
+            </w:r>
+          </w:p>
+          <w:p>
+            <w:pPr>
+              <w:spacing w:before="0" w:after="0" w:line="240" w:lineRule="auto"/>
+            </w:pPr>
+            <w:r>
+              <w:rPr>
+                <w:rFonts w:ascii="Courier New" w:hAnsi="Courier New" w:eastAsia="NanumGothicCoding"/>
+                <w:sz w:val="18"/>
+                <w:szCs w:val="18"/>
+              </w:rPr>
+              <w:t xml:space="preserve">        │                    │                     │</w:t>
+            </w:r>
+          </w:p>
+          <w:p>
+            <w:pPr>
+              <w:spacing w:before="0" w:after="0" w:line="240" w:lineRule="auto"/>
+            </w:pPr>
+            <w:r>
+              <w:rPr>
+                <w:rFonts w:ascii="Courier New" w:hAnsi="Courier New" w:eastAsia="NanumGothicCoding"/>
+                <w:sz w:val="18"/>
+                <w:szCs w:val="18"/>
+              </w:rPr>
+              <w:t xml:space="preserve">  ┌─────┴──────┐    ┌───────┴───────┐     ┌──────┴──────┐</w:t>
+            </w:r>
+          </w:p>
+          <w:p>
+            <w:pPr>
+              <w:spacing w:before="0" w:after="0" w:line="240" w:lineRule="auto"/>
+            </w:pPr>
+            <w:r>
+              <w:rPr>
+                <w:rFonts w:ascii="Courier New" w:hAnsi="Courier New" w:eastAsia="NanumGothicCoding"/>
+                <w:sz w:val="18"/>
+                <w:szCs w:val="18"/>
+              </w:rPr>
+              <w:t xml:space="preserve">  │ PHÓ BAN    │    │  제품안전      │     │  경영지원    │</w:t>
+            </w:r>
+          </w:p>
+          <w:p>
+            <w:pPr>
+              <w:spacing w:before="0" w:after="0" w:line="240" w:lineRule="auto"/>
+            </w:pPr>
+            <w:r>
+              <w:rPr>
+                <w:rFonts w:ascii="Courier New" w:hAnsi="Courier New" w:eastAsia="NanumGothicCoding"/>
+                <w:sz w:val="18"/>
+                <w:szCs w:val="18"/>
+              </w:rPr>
+              <w:t xml:space="preserve">  │ 품질부서장  │    │  책임자        │     │ (HR_GA)    │</w:t>
+            </w:r>
+          </w:p>
+          <w:p>
+            <w:pPr>
+              <w:spacing w:before="0" w:after="0" w:line="240" w:lineRule="auto"/>
+            </w:pPr>
+            <w:r>
+              <w:rPr>
+                <w:rFonts w:ascii="Courier New" w:hAnsi="Courier New" w:eastAsia="NanumGothicCoding"/>
+                <w:sz w:val="18"/>
+                <w:szCs w:val="18"/>
+              </w:rPr>
+              <w:t xml:space="preserve">  │ (QMR)      │    └───────────────┘     └──────┬──────┘</w:t>
+            </w:r>
+          </w:p>
+          <w:p>
+            <w:pPr>
+              <w:spacing w:before="0" w:after="0" w:line="240" w:lineRule="auto"/>
+            </w:pPr>
+            <w:r>
+              <w:rPr>
+                <w:rFonts w:ascii="Courier New" w:hAnsi="Courier New" w:eastAsia="NanumGothicCoding"/>
+                <w:sz w:val="18"/>
+                <w:szCs w:val="18"/>
+              </w:rPr>
+              <w:t xml:space="preserve">  └─────┬──────┘                                 │</w:t>
+            </w:r>
+          </w:p>
+          <w:p>
+            <w:pPr>
+              <w:spacing w:before="0" w:after="0" w:line="240" w:lineRule="auto"/>
+            </w:pPr>
+            <w:r>
+              <w:rPr>
+                <w:rFonts w:ascii="Courier New" w:hAnsi="Courier New" w:eastAsia="NanumGothicCoding"/>
+                <w:sz w:val="18"/>
+                <w:szCs w:val="18"/>
+              </w:rPr>
+              <w:t xml:space="preserve">        │                                        │</w:t>
+            </w:r>
+          </w:p>
+          <w:p>
+            <w:pPr>
+              <w:spacing w:before="0" w:after="0" w:line="240" w:lineRule="auto"/>
+            </w:pPr>
+            <w:r>
+              <w:rPr>
+                <w:rFonts w:ascii="Courier New" w:hAnsi="Courier New" w:eastAsia="NanumGothicCoding"/>
+                <w:sz w:val="18"/>
+                <w:szCs w:val="18"/>
+              </w:rPr>
+              <w:t xml:space="preserve">        │     ┌──────────────────────────────────────────────────┐</w:t>
+            </w:r>
+          </w:p>
+          <w:p>
+            <w:pPr>
+              <w:spacing w:before="0" w:after="0" w:line="240" w:lineRule="auto"/>
+            </w:pPr>
+            <w:r>
+              <w:rPr>
+                <w:rFonts w:ascii="Courier New" w:hAnsi="Courier New" w:eastAsia="NanumGothicCoding"/>
+                <w:sz w:val="18"/>
+                <w:szCs w:val="18"/>
+              </w:rPr>
+              <w:t xml:space="preserve">        │     │              운영 부서 (CÁC ỦY VIÊN)              │</w:t>
+            </w:r>
+          </w:p>
+          <w:p>
+            <w:pPr>
+              <w:spacing w:before="0" w:after="0" w:line="240" w:lineRule="auto"/>
+            </w:pPr>
+            <w:r>
+              <w:rPr>
+                <w:rFonts w:ascii="Courier New" w:hAnsi="Courier New" w:eastAsia="NanumGothicCoding"/>
+                <w:sz w:val="18"/>
+                <w:szCs w:val="18"/>
+              </w:rPr>
+              <w:t xml:space="preserve">        │     ├────────┬────────┬──────────┬──────────┬─────────┤</w:t>
+            </w:r>
+          </w:p>
+          <w:p>
+            <w:pPr>
+              <w:spacing w:before="0" w:after="0" w:line="240" w:lineRule="auto"/>
+            </w:pPr>
+            <w:r>
+              <w:rPr>
+                <w:rFonts w:ascii="Courier New" w:hAnsi="Courier New" w:eastAsia="NanumGothicCoding"/>
+                <w:sz w:val="18"/>
+                <w:szCs w:val="18"/>
+              </w:rPr>
+              <w:t xml:space="preserve">        │     │ 생산    │ 금형   │ 생산계획  │ 개발     │ 구매     │</w:t>
+            </w:r>
+          </w:p>
+          <w:p>
+            <w:pPr>
+              <w:spacing w:before="0" w:after="0" w:line="240" w:lineRule="auto"/>
+            </w:pPr>
+            <w:r>
+              <w:rPr>
+                <w:rFonts w:ascii="Courier New" w:hAnsi="Courier New" w:eastAsia="NanumGothicCoding"/>
+                <w:sz w:val="18"/>
+                <w:szCs w:val="18"/>
+              </w:rPr>
+              <w:t xml:space="preserve">        │     │(Sản    │(Khuôn)│&amp; 원자재  │(Phát    │(PUR)    │</w:t>
+            </w:r>
+          </w:p>
+          <w:p>
+            <w:pPr>
+              <w:spacing w:before="0" w:after="0" w:line="240" w:lineRule="auto"/>
+            </w:pPr>
+            <w:r>
+              <w:rPr>
+                <w:rFonts w:ascii="Courier New" w:hAnsi="Courier New" w:eastAsia="NanumGothicCoding"/>
+                <w:sz w:val="18"/>
+                <w:szCs w:val="18"/>
+              </w:rPr>
+              <w:t xml:space="preserve">        │     │ xuất)  │       │창고(KHSX)│ triển)  │         │</w:t>
+            </w:r>
+          </w:p>
+          <w:p>
+            <w:pPr>
+              <w:spacing w:before="0" w:after="0" w:line="240" w:lineRule="auto"/>
+            </w:pPr>
+            <w:r>
+              <w:rPr>
+                <w:rFonts w:ascii="Courier New" w:hAnsi="Courier New" w:eastAsia="NanumGothicCoding"/>
+                <w:sz w:val="18"/>
+                <w:szCs w:val="18"/>
+              </w:rPr>
+              <w:t xml:space="preserve">        │     └────────┴────────┴──────────┴──────────┴─────────┘</w:t>
+            </w:r>
+          </w:p>
+          <w:p>
+            <w:pPr>
+              <w:spacing w:before="0" w:after="0" w:line="240" w:lineRule="auto"/>
+            </w:pPr>
+            <w:r>
+              <w:rPr>
+                <w:rFonts w:ascii="Courier New" w:hAnsi="Courier New" w:eastAsia="NanumGothicCoding"/>
+                <w:sz w:val="18"/>
+                <w:szCs w:val="18"/>
+              </w:rPr>
+              <w:t xml:space="preserve">        │                                    │</w:t>
+            </w:r>
+          </w:p>
+          <w:p>
+            <w:pPr>
+              <w:spacing w:before="0" w:after="0" w:line="240" w:lineRule="auto"/>
+            </w:pPr>
+            <w:r>
+              <w:rPr>
+                <w:rFonts w:ascii="Courier New" w:hAnsi="Courier New" w:eastAsia="NanumGothicCoding"/>
+                <w:sz w:val="18"/>
+                <w:szCs w:val="18"/>
+              </w:rPr>
+              <w:t xml:space="preserve">        │     ┌──────────────────────────────┤</w:t>
+            </w:r>
+          </w:p>
+          <w:p>
+            <w:pPr>
+              <w:spacing w:before="0" w:after="0" w:line="240" w:lineRule="auto"/>
+            </w:pPr>
+            <w:r>
+              <w:rPr>
+                <w:rFonts w:ascii="Courier New" w:hAnsi="Courier New" w:eastAsia="NanumGothicCoding"/>
+                <w:sz w:val="18"/>
+                <w:szCs w:val="18"/>
+              </w:rPr>
+              <w:t xml:space="preserve">        │     │ 영업 &amp; 완제품창고              │</w:t>
+            </w:r>
+          </w:p>
+          <w:p>
+            <w:pPr>
+              <w:spacing w:before="0" w:after="0" w:line="240" w:lineRule="auto"/>
+            </w:pPr>
+            <w:r>
+              <w:rPr>
+                <w:rFonts w:ascii="Courier New" w:hAnsi="Courier New" w:eastAsia="NanumGothicCoding"/>
+                <w:sz w:val="18"/>
+                <w:szCs w:val="18"/>
+              </w:rPr>
+              <w:t xml:space="preserve">        │     │ (Kinh doanh &amp; Kho TP)        │</w:t>
+            </w:r>
+          </w:p>
+          <w:p>
+            <w:pPr>
+              <w:spacing w:before="0" w:after="0" w:line="240" w:lineRule="auto"/>
+            </w:pPr>
+            <w:r>
+              <w:rPr>
+                <w:rFonts w:ascii="Courier New" w:hAnsi="Courier New" w:eastAsia="NanumGothicCoding"/>
+                <w:sz w:val="18"/>
+                <w:szCs w:val="18"/>
+              </w:rPr>
+              <w:t xml:space="preserve">        │     └──────────────────────────────┘</w:t>
+            </w:r>
+          </w:p>
+          <w:p>
+            <w:pPr>
+              <w:spacing w:before="0" w:after="0" w:line="240" w:lineRule="auto"/>
+            </w:pPr>
+            <w:r>
+              <w:rPr>
+                <w:rFonts w:ascii="Courier New" w:hAnsi="Courier New" w:eastAsia="NanumGothicCoding"/>
+                <w:sz w:val="18"/>
+                <w:szCs w:val="18"/>
+              </w:rPr>
+              <w:t xml:space="preserve">        │</w:t>
+            </w:r>
+          </w:p>
+          <w:p>
+            <w:pPr>
+              <w:spacing w:before="0" w:after="0" w:line="240" w:lineRule="auto"/>
+            </w:pPr>
+            <w:r>
+              <w:rPr>
+                <w:rFonts w:ascii="Courier New" w:hAnsi="Courier New" w:eastAsia="NanumGothicCoding"/>
+                <w:sz w:val="18"/>
+                <w:szCs w:val="18"/>
+              </w:rPr>
+              <w:t xml:space="preserve">  ┌─────┴─────────────────────────────────────────┐</w:t>
+            </w:r>
+          </w:p>
+          <w:p>
+            <w:pPr>
+              <w:spacing w:before="0" w:after="0" w:line="240" w:lineRule="auto"/>
+            </w:pPr>
+            <w:r>
+              <w:rPr>
+                <w:rFonts w:ascii="Courier New" w:hAnsi="Courier New" w:eastAsia="NanumGothicCoding"/>
+                <w:sz w:val="18"/>
+                <w:szCs w:val="18"/>
+              </w:rPr>
+              <w:t xml:space="preserve">  │ BAN THƯ KÝ (QMS 사무국)                        │</w:t>
+            </w:r>
+          </w:p>
+          <w:p>
+            <w:pPr>
+              <w:spacing w:before="0" w:after="0" w:line="240" w:lineRule="auto"/>
+            </w:pPr>
+            <w:r>
+              <w:rPr>
+                <w:rFonts w:ascii="Courier New" w:hAnsi="Courier New" w:eastAsia="NanumGothicCoding"/>
+                <w:sz w:val="18"/>
+                <w:szCs w:val="18"/>
+              </w:rPr>
+              <w:t xml:space="preserve">  │ → Bộ phận QMS: 절차/규정 수립 및 유지            │</w:t>
+            </w:r>
+          </w:p>
+          <w:p>
+            <w:pPr>
+              <w:spacing w:before="0" w:after="0" w:line="240" w:lineRule="auto"/>
+            </w:pPr>
+            <w:r>
+              <w:rPr>
+                <w:rFonts w:ascii="Courier New" w:hAnsi="Courier New" w:eastAsia="NanumGothicCoding"/>
+                <w:sz w:val="18"/>
+                <w:szCs w:val="18"/>
+              </w:rPr>
+              <w:t xml:space="preserve">  ├───────────────────────────────────────────────┤</w:t>
+            </w:r>
+          </w:p>
+          <w:p>
+            <w:pPr>
+              <w:spacing w:before="0" w:after="0" w:line="240" w:lineRule="auto"/>
+            </w:pPr>
+            <w:r>
+              <w:rPr>
+                <w:rFonts w:ascii="Courier New" w:hAnsi="Courier New" w:eastAsia="NanumGothicCoding"/>
+                <w:sz w:val="18"/>
+                <w:szCs w:val="18"/>
+              </w:rPr>
+              <w:t xml:space="preserve">  │ BAN ISO CHẤT LƯỢNG (ISO 품질위원회)             │</w:t>
+            </w:r>
+          </w:p>
+          <w:p>
+            <w:pPr>
+              <w:spacing w:before="0" w:after="0" w:line="240" w:lineRule="auto"/>
+            </w:pPr>
+            <w:r>
+              <w:rPr>
+                <w:rFonts w:ascii="Courier New" w:hAnsi="Courier New" w:eastAsia="NanumGothicCoding"/>
+                <w:sz w:val="18"/>
+                <w:szCs w:val="18"/>
+              </w:rPr>
+              <w:t xml:space="preserve">  │ → 각 부서 ISO MGR &amp; 담당자                      │</w:t>
+            </w:r>
+          </w:p>
+          <w:p>
+            <w:pPr>
+              <w:spacing w:before="0" w:after="0" w:line="240" w:lineRule="auto"/>
+            </w:pPr>
+            <w:r>
+              <w:rPr>
+                <w:rFonts w:ascii="Courier New" w:hAnsi="Courier New" w:eastAsia="NanumGothicCoding"/>
+                <w:sz w:val="18"/>
+                <w:szCs w:val="18"/>
+              </w:rPr>
+              <w:t xml:space="preserve">  │ → 부서별 QMS 실행/기록/교육 전달                  │</w:t>
+            </w:r>
+          </w:p>
+          <w:p>
+            <w:pPr>
+              <w:spacing w:before="0" w:after="0" w:line="240" w:lineRule="auto"/>
+            </w:pPr>
+            <w:r>
+              <w:rPr>
+                <w:rFonts w:ascii="Courier New" w:hAnsi="Courier New" w:eastAsia="NanumGothicCoding"/>
+                <w:sz w:val="18"/>
+                <w:szCs w:val="18"/>
+              </w:rPr>
+              <w:t xml:space="preserve">  └───────────────────────────────────────────────┘</w:t>
+            </w:r>
+          </w:p>
+        </w:tc>
+      </w:tr>
+    </w:tbl>
     <w:p>
       <w:pPr>
         <w:pStyle w:val="BlockText"/>
@@ -3982,7 +4163,7 @@
         </w:trPr>
         <w:tc>
           <w:tcPr>
-            <w:tcW w:w="2460" w:type="dxa"/>
+            <w:tcW w:w="3000" w:type="dxa"/>
             <w:tcMar>
               <w:top w:w="60" w:type="dxa"/>
               <w:left w:w="120" w:type="dxa"/>
@@ -4003,7 +4184,7 @@
         </w:tc>
         <w:tc>
           <w:tcPr>
-            <w:tcW w:w="6328" w:type="dxa"/>
+            <w:tcW w:w="5788" w:type="dxa"/>
             <w:tcMar>
               <w:top w:w="60" w:type="dxa"/>
               <w:left w:w="120" w:type="dxa"/>
@@ -4025,9 +4206,7 @@
       </w:tr>
       <w:tr>
         <w:tc>
-          <w:tcPr>
-            <w:tcW w:w="2460" w:type="dxa"/>
-          </w:tcPr>
+          <w:tcPr/>
           <w:p>
             <w:pPr>
               <w:pStyle w:val="Compact"/>
@@ -4039,7 +4218,7 @@
         </w:tc>
         <w:tc>
           <w:tcPr>
-            <w:tcW w:w="6328" w:type="dxa"/>
+            <w:tcW w:w="5788" w:type="dxa"/>
             <w:tcMar>
               <w:top w:w="60" w:type="dxa"/>
               <w:left w:w="120" w:type="dxa"/>
@@ -4072,7 +4251,7 @@
         </w:tc>
         <w:tc>
           <w:tcPr>
-            <w:tcW w:w="6328" w:type="dxa"/>
+            <w:tcW w:w="5788" w:type="dxa"/>
             <w:tcMar>
               <w:top w:w="60" w:type="dxa"/>
               <w:left w:w="120" w:type="dxa"/>
@@ -4129,7 +4308,7 @@
         </w:tc>
         <w:tc>
           <w:tcPr>
-            <w:tcW w:w="6328" w:type="dxa"/>
+            <w:tcW w:w="5788" w:type="dxa"/>
             <w:tcMar>
               <w:top w:w="60" w:type="dxa"/>
               <w:left w:w="120" w:type="dxa"/>
@@ -4246,18 +4425,10 @@
       </w:tr>
       <w:tr>
         <w:tc>
-          <w:tcPr>
-            <w:tcMar>
-              <w:top w:w="60" w:type="dxa"/>
-              <w:left w:w="120" w:type="dxa"/>
-              <w:bottom w:w="60" w:type="dxa"/>
-              <w:right w:w="120" w:type="dxa"/>
-            </w:tcMar>
-          </w:tcPr>
-          <w:p>
-            <w:pPr>
-              <w:pStyle w:val="Compact"/>
-              <w:wordWrap w:val="1"/>
+          <w:tcPr/>
+          <w:p>
+            <w:pPr>
+              <w:pStyle w:val="Compact"/>
             </w:pPr>
             <w:r>
               <w:t xml:space="preserve">개선 촉진</w:t>
@@ -4265,18 +4436,10 @@
           </w:p>
         </w:tc>
         <w:tc>
-          <w:tcPr>
-            <w:tcMar>
-              <w:top w:w="60" w:type="dxa"/>
-              <w:left w:w="120" w:type="dxa"/>
-              <w:bottom w:w="60" w:type="dxa"/>
-              <w:right w:w="120" w:type="dxa"/>
-            </w:tcMar>
-          </w:tcPr>
-          <w:p>
-            <w:pPr>
-              <w:pStyle w:val="Compact"/>
-              <w:wordWrap w:val="1"/>
+          <w:tcPr/>
+          <w:p>
+            <w:pPr>
+              <w:pStyle w:val="Compact"/>
             </w:pPr>
             <w:r>
               <w:t xml:space="preserve">개선 제안 제도, 자원 배분</w:t>
@@ -4320,7 +4483,7 @@
         </w:trPr>
         <w:tc>
           <w:tcPr>
-            <w:tcW w:w="2460" w:type="dxa"/>
+            <w:tcW w:w="1618" w:type="dxa"/>
             <w:tcMar>
               <w:top w:w="60" w:type="dxa"/>
               <w:left w:w="120" w:type="dxa"/>
@@ -4341,7 +4504,7 @@
         </w:tc>
         <w:tc>
           <w:tcPr>
-            <w:tcW w:w="6328" w:type="dxa"/>
+            <w:tcW w:w="7170" w:type="dxa"/>
             <w:tcMar>
               <w:top w:w="60" w:type="dxa"/>
               <w:left w:w="120" w:type="dxa"/>
@@ -4363,9 +4526,7 @@
       </w:tr>
       <w:tr>
         <w:tc>
-          <w:tcPr>
-            <w:tcW w:w="2460" w:type="dxa"/>
-          </w:tcPr>
+          <w:tcPr/>
           <w:p>
             <w:pPr>
               <w:pStyle w:val="Compact"/>
@@ -4381,7 +4542,7 @@
         </w:tc>
         <w:tc>
           <w:tcPr>
-            <w:tcW w:w="6328" w:type="dxa"/>
+            <w:tcW w:w="7170" w:type="dxa"/>
             <w:tcMar>
               <w:top w:w="60" w:type="dxa"/>
               <w:left w:w="120" w:type="dxa"/>
@@ -4418,6 +4579,7 @@
         </w:tc>
         <w:tc>
           <w:tcPr>
+            <w:tcW w:w="7170" w:type="dxa"/>
             <w:tcMar>
               <w:top w:w="60" w:type="dxa"/>
               <w:left w:w="120" w:type="dxa"/>
@@ -4438,18 +4600,10 @@
       </w:tr>
       <w:tr>
         <w:tc>
-          <w:tcPr>
-            <w:tcMar>
-              <w:top w:w="60" w:type="dxa"/>
-              <w:left w:w="120" w:type="dxa"/>
-              <w:bottom w:w="60" w:type="dxa"/>
-              <w:right w:w="120" w:type="dxa"/>
-            </w:tcMar>
-          </w:tcPr>
-          <w:p>
-            <w:pPr>
-              <w:pStyle w:val="Compact"/>
-              <w:wordWrap w:val="1"/>
+          <w:tcPr/>
+          <w:p>
+            <w:pPr>
+              <w:pStyle w:val="Compact"/>
             </w:pPr>
             <w:r>
               <w:rPr>
@@ -4462,7 +4616,6 @@
         </w:tc>
         <w:tc>
           <w:tcPr>
-            <w:tcW w:w="6328" w:type="dxa"/>
             <w:tcMar>
               <w:top w:w="60" w:type="dxa"/>
               <w:left w:w="120" w:type="dxa"/>
@@ -4518,7 +4671,7 @@
         </w:trPr>
         <w:tc>
           <w:tcPr>
-            <w:tcW w:w="2460" w:type="dxa"/>
+            <w:tcW w:w="3000" w:type="dxa"/>
             <w:tcMar>
               <w:top w:w="60" w:type="dxa"/>
               <w:left w:w="120" w:type="dxa"/>
@@ -4539,7 +4692,7 @@
         </w:tc>
         <w:tc>
           <w:tcPr>
-            <w:tcW w:w="6328" w:type="dxa"/>
+            <w:tcW w:w="5788" w:type="dxa"/>
             <w:tcMar>
               <w:top w:w="60" w:type="dxa"/>
               <w:left w:w="120" w:type="dxa"/>
@@ -4561,9 +4714,7 @@
       </w:tr>
       <w:tr>
         <w:tc>
-          <w:tcPr>
-            <w:tcW w:w="2460" w:type="dxa"/>
-          </w:tcPr>
+          <w:tcPr/>
           <w:p>
             <w:pPr>
               <w:pStyle w:val="Compact"/>
@@ -4575,7 +4726,7 @@
         </w:tc>
         <w:tc>
           <w:tcPr>
-            <w:tcW w:w="6328" w:type="dxa"/>
+            <w:tcW w:w="5788" w:type="dxa"/>
             <w:tcMar>
               <w:top w:w="60" w:type="dxa"/>
               <w:left w:w="120" w:type="dxa"/>
@@ -4608,6 +4759,7 @@
         </w:tc>
         <w:tc>
           <w:tcPr>
+            <w:tcW w:w="5788" w:type="dxa"/>
             <w:tcMar>
               <w:top w:w="60" w:type="dxa"/>
               <w:left w:w="120" w:type="dxa"/>
@@ -4639,9 +4791,7 @@
           </w:p>
         </w:tc>
         <w:tc>
-          <w:tcPr>
-            <w:tcW w:w="6328" w:type="dxa"/>
-          </w:tcPr>
+          <w:tcPr/>
           <w:p>
             <w:pPr>
               <w:pStyle w:val="Compact"/>
@@ -4654,19 +4804,10 @@
       </w:tr>
       <w:tr>
         <w:tc>
-          <w:tcPr>
-            <w:tcW w:w="2460" w:type="dxa"/>
-            <w:tcMar>
-              <w:top w:w="60" w:type="dxa"/>
-              <w:left w:w="120" w:type="dxa"/>
-              <w:bottom w:w="60" w:type="dxa"/>
-              <w:right w:w="120" w:type="dxa"/>
-            </w:tcMar>
-          </w:tcPr>
-          <w:p>
-            <w:pPr>
-              <w:pStyle w:val="Compact"/>
-              <w:wordWrap w:val="1"/>
+          <w:tcPr/>
+          <w:p>
+            <w:pPr>
+              <w:pStyle w:val="Compact"/>
             </w:pPr>
             <w:r>
               <w:t xml:space="preserve">QMS 변경 시 무결성 유지</w:t>
@@ -4674,10 +4815,19 @@
           </w:p>
         </w:tc>
         <w:tc>
-          <w:tcPr/>
-          <w:p>
-            <w:pPr>
-              <w:pStyle w:val="Compact"/>
+          <w:tcPr>
+            <w:tcW w:w="5788" w:type="dxa"/>
+            <w:tcMar>
+              <w:top w:w="60" w:type="dxa"/>
+              <w:left w:w="120" w:type="dxa"/>
+              <w:bottom w:w="60" w:type="dxa"/>
+              <w:right w:w="120" w:type="dxa"/>
+            </w:tcMar>
+          </w:tcPr>
+          <w:p>
+            <w:pPr>
+              <w:pStyle w:val="Compact"/>
+              <w:wordWrap w:val="1"/>
             </w:pPr>
             <w:r>
               <w:t xml:space="preserve">QMS 변경의 기획 및 적합성 검토</w:t>
@@ -4735,18 +4885,10 @@
       </w:tr>
       <w:tr>
         <w:tc>
-          <w:tcPr>
-            <w:tcMar>
-              <w:top w:w="60" w:type="dxa"/>
-              <w:left w:w="120" w:type="dxa"/>
-              <w:bottom w:w="60" w:type="dxa"/>
-              <w:right w:w="120" w:type="dxa"/>
-            </w:tcMar>
-          </w:tcPr>
-          <w:p>
-            <w:pPr>
-              <w:pStyle w:val="Compact"/>
-              <w:wordWrap w:val="1"/>
+          <w:tcPr/>
+          <w:p>
+            <w:pPr>
+              <w:pStyle w:val="Compact"/>
             </w:pPr>
             <w:r>
               <w:t xml:space="preserve">내부심사 프로그램 관리</w:t>
@@ -4754,18 +4896,10 @@
           </w:p>
         </w:tc>
         <w:tc>
-          <w:tcPr>
-            <w:tcMar>
-              <w:top w:w="60" w:type="dxa"/>
-              <w:left w:w="120" w:type="dxa"/>
-              <w:bottom w:w="60" w:type="dxa"/>
-              <w:right w:w="120" w:type="dxa"/>
-            </w:tcMar>
-          </w:tcPr>
-          <w:p>
-            <w:pPr>
-              <w:pStyle w:val="Compact"/>
-              <w:wordWrap w:val="1"/>
+          <w:tcPr/>
+          <w:p>
+            <w:pPr>
+              <w:pStyle w:val="Compact"/>
             </w:pPr>
             <w:r>
               <w:t xml:space="preserve">심사 계획, 심사원 자격 관리</w:t>
@@ -4850,7 +4984,7 @@
         </w:trPr>
         <w:tc>
           <w:tcPr>
-            <w:tcW w:w="2460" w:type="dxa"/>
+            <w:tcW w:w="3000" w:type="dxa"/>
             <w:tcMar>
               <w:top w:w="60" w:type="dxa"/>
               <w:left w:w="120" w:type="dxa"/>
@@ -4871,7 +5005,7 @@
         </w:tc>
         <w:tc>
           <w:tcPr>
-            <w:tcW w:w="6328" w:type="dxa"/>
+            <w:tcW w:w="5788" w:type="dxa"/>
             <w:tcMar>
               <w:top w:w="60" w:type="dxa"/>
               <w:left w:w="120" w:type="dxa"/>
@@ -4893,9 +5027,7 @@
       </w:tr>
       <w:tr>
         <w:tc>
-          <w:tcPr>
-            <w:tcW w:w="2460" w:type="dxa"/>
-          </w:tcPr>
+          <w:tcPr/>
           <w:p>
             <w:pPr>
               <w:pStyle w:val="Compact"/>
@@ -4907,7 +5039,7 @@
         </w:tc>
         <w:tc>
           <w:tcPr>
-            <w:tcW w:w="6328" w:type="dxa"/>
+            <w:tcW w:w="5788" w:type="dxa"/>
             <w:tcMar>
               <w:top w:w="60" w:type="dxa"/>
               <w:left w:w="120" w:type="dxa"/>
@@ -4940,6 +5072,7 @@
         </w:tc>
         <w:tc>
           <w:tcPr>
+            <w:tcW w:w="5788" w:type="dxa"/>
             <w:tcMar>
               <w:top w:w="60" w:type="dxa"/>
               <w:left w:w="120" w:type="dxa"/>
@@ -4971,9 +5104,7 @@
           </w:p>
         </w:tc>
         <w:tc>
-          <w:tcPr>
-            <w:tcW w:w="6328" w:type="dxa"/>
-          </w:tcPr>
+          <w:tcPr/>
           <w:p>
             <w:pPr>
               <w:pStyle w:val="Compact"/>
@@ -4986,19 +5117,10 @@
       </w:tr>
       <w:tr>
         <w:tc>
-          <w:tcPr>
-            <w:tcW w:w="2460" w:type="dxa"/>
-            <w:tcMar>
-              <w:top w:w="60" w:type="dxa"/>
-              <w:left w:w="120" w:type="dxa"/>
-              <w:bottom w:w="60" w:type="dxa"/>
-              <w:right w:w="120" w:type="dxa"/>
-            </w:tcMar>
-          </w:tcPr>
-          <w:p>
-            <w:pPr>
-              <w:pStyle w:val="Compact"/>
-              <w:wordWrap w:val="1"/>
+          <w:tcPr/>
+          <w:p>
+            <w:pPr>
+              <w:pStyle w:val="Compact"/>
             </w:pPr>
             <w:r>
               <w:t xml:space="preserve">기술 문서(도면, BOM, 사양서) 관리</w:t>
@@ -5006,10 +5128,19 @@
           </w:p>
         </w:tc>
         <w:tc>
-          <w:tcPr/>
-          <w:p>
-            <w:pPr>
-              <w:pStyle w:val="Compact"/>
+          <w:tcPr>
+            <w:tcW w:w="5788" w:type="dxa"/>
+            <w:tcMar>
+              <w:top w:w="60" w:type="dxa"/>
+              <w:left w:w="120" w:type="dxa"/>
+              <w:bottom w:w="60" w:type="dxa"/>
+              <w:right w:w="120" w:type="dxa"/>
+            </w:tcMar>
+          </w:tcPr>
+          <w:p>
+            <w:pPr>
+              <w:pStyle w:val="Compact"/>
+              <w:wordWrap w:val="1"/>
             </w:pPr>
             <w:r>
               <w:t xml:space="preserve">AS9100D 7.5</w:t>
@@ -5043,18 +5174,10 @@
       </w:tr>
       <w:tr>
         <w:tc>
-          <w:tcPr>
-            <w:tcMar>
-              <w:top w:w="60" w:type="dxa"/>
-              <w:left w:w="120" w:type="dxa"/>
-              <w:bottom w:w="60" w:type="dxa"/>
-              <w:right w:w="120" w:type="dxa"/>
-            </w:tcMar>
-          </w:tcPr>
-          <w:p>
-            <w:pPr>
-              <w:pStyle w:val="Compact"/>
-              <w:wordWrap w:val="1"/>
+          <w:tcPr/>
+          <w:p>
+            <w:pPr>
+              <w:pStyle w:val="Compact"/>
             </w:pPr>
             <w:r>
               <w:t xml:space="preserve">ECN(설계변경통지서) 승인</w:t>
@@ -5062,18 +5185,10 @@
           </w:p>
         </w:tc>
         <w:tc>
-          <w:tcPr>
-            <w:tcMar>
-              <w:top w:w="60" w:type="dxa"/>
-              <w:left w:w="120" w:type="dxa"/>
-              <w:bottom w:w="60" w:type="dxa"/>
-              <w:right w:w="120" w:type="dxa"/>
-            </w:tcMar>
-          </w:tcPr>
-          <w:p>
-            <w:pPr>
-              <w:pStyle w:val="Compact"/>
-              <w:wordWrap w:val="1"/>
+          <w:tcPr/>
+          <w:p>
+            <w:pPr>
+              <w:pStyle w:val="Compact"/>
             </w:pPr>
             <w:r>
               <w:t xml:space="preserve">AS9100D 8.5.6</w:t>
@@ -5116,7 +5231,7 @@
         </w:trPr>
         <w:tc>
           <w:tcPr>
-            <w:tcW w:w="2460" w:type="dxa"/>
+            <w:tcW w:w="3000" w:type="dxa"/>
             <w:tcMar>
               <w:top w:w="60" w:type="dxa"/>
               <w:left w:w="120" w:type="dxa"/>
@@ -5137,7 +5252,7 @@
         </w:tc>
         <w:tc>
           <w:tcPr>
-            <w:tcW w:w="6328" w:type="dxa"/>
+            <w:tcW w:w="5788" w:type="dxa"/>
             <w:tcMar>
               <w:top w:w="60" w:type="dxa"/>
               <w:left w:w="120" w:type="dxa"/>
@@ -5159,9 +5274,7 @@
       </w:tr>
       <w:tr>
         <w:tc>
-          <w:tcPr>
-            <w:tcW w:w="2460" w:type="dxa"/>
-          </w:tcPr>
+          <w:tcPr/>
           <w:p>
             <w:pPr>
               <w:pStyle w:val="Compact"/>
@@ -5173,7 +5286,7 @@
         </w:tc>
         <w:tc>
           <w:tcPr>
-            <w:tcW w:w="6328" w:type="dxa"/>
+            <w:tcW w:w="5788" w:type="dxa"/>
             <w:tcMar>
               <w:top w:w="60" w:type="dxa"/>
               <w:left w:w="120" w:type="dxa"/>
@@ -5206,6 +5319,7 @@
         </w:tc>
         <w:tc>
           <w:tcPr>
+            <w:tcW w:w="5788" w:type="dxa"/>
             <w:tcMar>
               <w:top w:w="60" w:type="dxa"/>
               <w:left w:w="120" w:type="dxa"/>
@@ -5237,9 +5351,7 @@
           </w:p>
         </w:tc>
         <w:tc>
-          <w:tcPr>
-            <w:tcW w:w="6328" w:type="dxa"/>
-          </w:tcPr>
+          <w:tcPr/>
           <w:p>
             <w:pPr>
               <w:pStyle w:val="Compact"/>
@@ -5252,19 +5364,10 @@
       </w:tr>
       <w:tr>
         <w:tc>
-          <w:tcPr>
-            <w:tcW w:w="2460" w:type="dxa"/>
-            <w:tcMar>
-              <w:top w:w="60" w:type="dxa"/>
-              <w:left w:w="120" w:type="dxa"/>
-              <w:bottom w:w="60" w:type="dxa"/>
-              <w:right w:w="120" w:type="dxa"/>
-            </w:tcMar>
-          </w:tcPr>
-          <w:p>
-            <w:pPr>
-              <w:pStyle w:val="Compact"/>
-              <w:wordWrap w:val="1"/>
+          <w:tcPr/>
+          <w:p>
+            <w:pPr>
+              <w:pStyle w:val="Compact"/>
             </w:pPr>
             <w:r>
               <w:t xml:space="preserve">생산 인력 자격/역량 관리</w:t>
@@ -5272,10 +5375,19 @@
           </w:p>
         </w:tc>
         <w:tc>
-          <w:tcPr/>
-          <w:p>
-            <w:pPr>
-              <w:pStyle w:val="Compact"/>
+          <w:tcPr>
+            <w:tcW w:w="5788" w:type="dxa"/>
+            <w:tcMar>
+              <w:top w:w="60" w:type="dxa"/>
+              <w:left w:w="120" w:type="dxa"/>
+              <w:bottom w:w="60" w:type="dxa"/>
+              <w:right w:w="120" w:type="dxa"/>
+            </w:tcMar>
+          </w:tcPr>
+          <w:p>
+            <w:pPr>
+              <w:pStyle w:val="Compact"/>
+              <w:wordWrap w:val="1"/>
             </w:pPr>
             <w:r>
               <w:t xml:space="preserve">AS9100D 7.2</w:t>
@@ -5309,18 +5421,10 @@
       </w:tr>
       <w:tr>
         <w:tc>
-          <w:tcPr>
-            <w:tcMar>
-              <w:top w:w="60" w:type="dxa"/>
-              <w:left w:w="120" w:type="dxa"/>
-              <w:bottom w:w="60" w:type="dxa"/>
-              <w:right w:w="120" w:type="dxa"/>
-            </w:tcMar>
-          </w:tcPr>
-          <w:p>
-            <w:pPr>
-              <w:pStyle w:val="Compact"/>
-              <w:wordWrap w:val="1"/>
+          <w:tcPr/>
+          <w:p>
+            <w:pPr>
+              <w:pStyle w:val="Compact"/>
             </w:pPr>
             <w:r>
               <w:t xml:space="preserve">제품 보존 (취급, 보관, 포장)</w:t>
@@ -5328,18 +5432,10 @@
           </w:p>
         </w:tc>
         <w:tc>
-          <w:tcPr>
-            <w:tcMar>
-              <w:top w:w="60" w:type="dxa"/>
-              <w:left w:w="120" w:type="dxa"/>
-              <w:bottom w:w="60" w:type="dxa"/>
-              <w:right w:w="120" w:type="dxa"/>
-            </w:tcMar>
-          </w:tcPr>
-          <w:p>
-            <w:pPr>
-              <w:pStyle w:val="Compact"/>
-              <w:wordWrap w:val="1"/>
+          <w:tcPr/>
+          <w:p>
+            <w:pPr>
+              <w:pStyle w:val="Compact"/>
             </w:pPr>
             <w:r>
               <w:t xml:space="preserve">AS9100D 8.5.4</w:t>
@@ -5382,7 +5478,7 @@
         </w:trPr>
         <w:tc>
           <w:tcPr>
-            <w:tcW w:w="2460" w:type="dxa"/>
+            <w:tcW w:w="3000" w:type="dxa"/>
             <w:tcMar>
               <w:top w:w="60" w:type="dxa"/>
               <w:left w:w="120" w:type="dxa"/>
@@ -5403,7 +5499,7 @@
         </w:tc>
         <w:tc>
           <w:tcPr>
-            <w:tcW w:w="6328" w:type="dxa"/>
+            <w:tcW w:w="5788" w:type="dxa"/>
             <w:tcMar>
               <w:top w:w="60" w:type="dxa"/>
               <w:left w:w="120" w:type="dxa"/>
@@ -5425,9 +5521,7 @@
       </w:tr>
       <w:tr>
         <w:tc>
-          <w:tcPr>
-            <w:tcW w:w="2460" w:type="dxa"/>
-          </w:tcPr>
+          <w:tcPr/>
           <w:p>
             <w:pPr>
               <w:pStyle w:val="Compact"/>
@@ -5439,7 +5533,7 @@
         </w:tc>
         <w:tc>
           <w:tcPr>
-            <w:tcW w:w="6328" w:type="dxa"/>
+            <w:tcW w:w="5788" w:type="dxa"/>
             <w:tcMar>
               <w:top w:w="60" w:type="dxa"/>
               <w:left w:w="120" w:type="dxa"/>
@@ -5472,17 +5566,11 @@
         </w:tc>
         <w:tc>
           <w:tcPr>
-            <w:tcMar>
-              <w:top w:w="60" w:type="dxa"/>
-              <w:left w:w="120" w:type="dxa"/>
-              <w:bottom w:w="60" w:type="dxa"/>
-              <w:right w:w="120" w:type="dxa"/>
-            </w:tcMar>
-          </w:tcPr>
-          <w:p>
-            <w:pPr>
-              <w:pStyle w:val="Compact"/>
-              <w:wordWrap w:val="1"/>
+            <w:tcW w:w="5788" w:type="dxa"/>
+          </w:tcPr>
+          <w:p>
+            <w:pPr>
+              <w:pStyle w:val="Compact"/>
             </w:pPr>
             <w:r>
               <w:t xml:space="preserve">AS9100D 8.5.1.2 (AS9102)</w:t>
@@ -5503,9 +5591,7 @@
           </w:p>
         </w:tc>
         <w:tc>
-          <w:tcPr>
-            <w:tcW w:w="6328" w:type="dxa"/>
-          </w:tcPr>
+          <w:tcPr/>
           <w:p>
             <w:pPr>
               <w:pStyle w:val="Compact"/>
@@ -5518,9 +5604,7 @@
       </w:tr>
       <w:tr>
         <w:tc>
-          <w:tcPr>
-            <w:tcW w:w="2460" w:type="dxa"/>
-          </w:tcPr>
+          <w:tcPr/>
           <w:p>
             <w:pPr>
               <w:pStyle w:val="Compact"/>
@@ -5532,11 +5616,18 @@
         </w:tc>
         <w:tc>
           <w:tcPr>
-            <w:tcW w:w="6328" w:type="dxa"/>
-          </w:tcPr>
-          <w:p>
-            <w:pPr>
-              <w:pStyle w:val="Compact"/>
+            <w:tcW w:w="5788" w:type="dxa"/>
+            <w:tcMar>
+              <w:top w:w="60" w:type="dxa"/>
+              <w:left w:w="120" w:type="dxa"/>
+              <w:bottom w:w="60" w:type="dxa"/>
+              <w:right w:w="120" w:type="dxa"/>
+            </w:tcMar>
+          </w:tcPr>
+          <w:p>
+            <w:pPr>
+              <w:pStyle w:val="Compact"/>
+              <w:wordWrap w:val="1"/>
             </w:pPr>
             <w:r>
               <w:t xml:space="preserve">AS9100D 7.1.5</w:t>
@@ -5546,9 +5637,7 @@
       </w:tr>
       <w:tr>
         <w:tc>
-          <w:tcPr>
-            <w:tcW w:w="2460" w:type="dxa"/>
-          </w:tcPr>
+          <w:tcPr/>
           <w:p>
             <w:pPr>
               <w:pStyle w:val="Compact"/>
@@ -5559,9 +5648,7 @@
           </w:p>
         </w:tc>
         <w:tc>
-          <w:tcPr>
-            <w:tcW w:w="6328" w:type="dxa"/>
-          </w:tcPr>
+          <w:tcPr/>
           <w:p>
             <w:pPr>
               <w:pStyle w:val="Compact"/>
@@ -5598,18 +5685,10 @@
       </w:tr>
       <w:tr>
         <w:tc>
-          <w:tcPr>
-            <w:tcMar>
-              <w:top w:w="60" w:type="dxa"/>
-              <w:left w:w="120" w:type="dxa"/>
-              <w:bottom w:w="60" w:type="dxa"/>
-              <w:right w:w="120" w:type="dxa"/>
-            </w:tcMar>
-          </w:tcPr>
-          <w:p>
-            <w:pPr>
-              <w:pStyle w:val="Compact"/>
-              <w:wordWrap w:val="1"/>
+          <w:tcPr/>
+          <w:p>
+            <w:pPr>
+              <w:pStyle w:val="Compact"/>
             </w:pPr>
             <w:r>
               <w:t xml:space="preserve">품질 기록 관리</w:t>
@@ -5617,19 +5696,10 @@
           </w:p>
         </w:tc>
         <w:tc>
-          <w:tcPr>
-            <w:tcW w:w="6328" w:type="dxa"/>
-            <w:tcMar>
-              <w:top w:w="60" w:type="dxa"/>
-              <w:left w:w="120" w:type="dxa"/>
-              <w:bottom w:w="60" w:type="dxa"/>
-              <w:right w:w="120" w:type="dxa"/>
-            </w:tcMar>
-          </w:tcPr>
-          <w:p>
-            <w:pPr>
-              <w:pStyle w:val="Compact"/>
-              <w:wordWrap w:val="1"/>
+          <w:tcPr/>
+          <w:p>
+            <w:pPr>
+              <w:pStyle w:val="Compact"/>
             </w:pPr>
             <w:r>
               <w:t xml:space="preserve">AS9100D 7.5</w:t>
@@ -5672,7 +5742,7 @@
         </w:trPr>
         <w:tc>
           <w:tcPr>
-            <w:tcW w:w="2460" w:type="dxa"/>
+            <w:tcW w:w="3000" w:type="dxa"/>
             <w:tcMar>
               <w:top w:w="60" w:type="dxa"/>
               <w:left w:w="120" w:type="dxa"/>
@@ -5693,7 +5763,7 @@
         </w:tc>
         <w:tc>
           <w:tcPr>
-            <w:tcW w:w="6328" w:type="dxa"/>
+            <w:tcW w:w="5788" w:type="dxa"/>
             <w:tcMar>
               <w:top w:w="60" w:type="dxa"/>
               <w:left w:w="120" w:type="dxa"/>
@@ -5715,9 +5785,7 @@
       </w:tr>
       <w:tr>
         <w:tc>
-          <w:tcPr>
-            <w:tcW w:w="2460" w:type="dxa"/>
-          </w:tcPr>
+          <w:tcPr/>
           <w:p>
             <w:pPr>
               <w:pStyle w:val="Compact"/>
@@ -5729,7 +5797,7 @@
         </w:tc>
         <w:tc>
           <w:tcPr>
-            <w:tcW w:w="6328" w:type="dxa"/>
+            <w:tcW w:w="5788" w:type="dxa"/>
             <w:tcMar>
               <w:top w:w="60" w:type="dxa"/>
               <w:left w:w="120" w:type="dxa"/>
@@ -5762,6 +5830,7 @@
         </w:tc>
         <w:tc>
           <w:tcPr>
+            <w:tcW w:w="5788" w:type="dxa"/>
             <w:tcMar>
               <w:top w:w="60" w:type="dxa"/>
               <w:left w:w="120" w:type="dxa"/>
@@ -5793,9 +5862,7 @@
           </w:p>
         </w:tc>
         <w:tc>
-          <w:tcPr>
-            <w:tcW w:w="6328" w:type="dxa"/>
-          </w:tcPr>
+          <w:tcPr/>
           <w:p>
             <w:pPr>
               <w:pStyle w:val="Compact"/>
@@ -5808,19 +5875,10 @@
       </w:tr>
       <w:tr>
         <w:tc>
-          <w:tcPr>
-            <w:tcW w:w="2460" w:type="dxa"/>
-            <w:tcMar>
-              <w:top w:w="60" w:type="dxa"/>
-              <w:left w:w="120" w:type="dxa"/>
-              <w:bottom w:w="60" w:type="dxa"/>
-              <w:right w:w="120" w:type="dxa"/>
-            </w:tcMar>
-          </w:tcPr>
-          <w:p>
-            <w:pPr>
-              <w:pStyle w:val="Compact"/>
-              <w:wordWrap w:val="1"/>
+          <w:tcPr/>
+          <w:p>
+            <w:pPr>
+              <w:pStyle w:val="Compact"/>
             </w:pPr>
             <w:r>
               <w:t xml:space="preserve">위조 부품 방지 관리</w:t>
@@ -5828,10 +5886,19 @@
           </w:p>
         </w:tc>
         <w:tc>
-          <w:tcPr/>
-          <w:p>
-            <w:pPr>
-              <w:pStyle w:val="Compact"/>
+          <w:tcPr>
+            <w:tcW w:w="5788" w:type="dxa"/>
+            <w:tcMar>
+              <w:top w:w="60" w:type="dxa"/>
+              <w:left w:w="120" w:type="dxa"/>
+              <w:bottom w:w="60" w:type="dxa"/>
+              <w:right w:w="120" w:type="dxa"/>
+            </w:tcMar>
+          </w:tcPr>
+          <w:p>
+            <w:pPr>
+              <w:pStyle w:val="Compact"/>
+              <w:wordWrap w:val="1"/>
             </w:pPr>
             <w:r>
               <w:t xml:space="preserve">AS9100D 8.1.4</w:t>
@@ -5865,18 +5932,10 @@
       </w:tr>
       <w:tr>
         <w:tc>
-          <w:tcPr>
-            <w:tcMar>
-              <w:top w:w="60" w:type="dxa"/>
-              <w:left w:w="120" w:type="dxa"/>
-              <w:bottom w:w="60" w:type="dxa"/>
-              <w:right w:w="120" w:type="dxa"/>
-            </w:tcMar>
-          </w:tcPr>
-          <w:p>
-            <w:pPr>
-              <w:pStyle w:val="Compact"/>
-              <w:wordWrap w:val="1"/>
+          <w:tcPr/>
+          <w:p>
+            <w:pPr>
+              <w:pStyle w:val="Compact"/>
             </w:pPr>
             <w:r>
               <w:t xml:space="preserve">공급자 시정조치 요구 및 추적</w:t>
@@ -5884,18 +5943,10 @@
           </w:p>
         </w:tc>
         <w:tc>
-          <w:tcPr>
-            <w:tcMar>
-              <w:top w:w="60" w:type="dxa"/>
-              <w:left w:w="120" w:type="dxa"/>
-              <w:bottom w:w="60" w:type="dxa"/>
-              <w:right w:w="120" w:type="dxa"/>
-            </w:tcMar>
-          </w:tcPr>
-          <w:p>
-            <w:pPr>
-              <w:pStyle w:val="Compact"/>
-              <w:wordWrap w:val="1"/>
+          <w:tcPr/>
+          <w:p>
+            <w:pPr>
+              <w:pStyle w:val="Compact"/>
             </w:pPr>
             <w:r>
               <w:t xml:space="preserve">AS9100D 8.4</w:t>
@@ -5938,7 +5989,7 @@
         </w:trPr>
         <w:tc>
           <w:tcPr>
-            <w:tcW w:w="2460" w:type="dxa"/>
+            <w:tcW w:w="3000" w:type="dxa"/>
             <w:tcMar>
               <w:top w:w="60" w:type="dxa"/>
               <w:left w:w="120" w:type="dxa"/>
@@ -5959,7 +6010,7 @@
         </w:tc>
         <w:tc>
           <w:tcPr>
-            <w:tcW w:w="6328" w:type="dxa"/>
+            <w:tcW w:w="5788" w:type="dxa"/>
             <w:tcMar>
               <w:top w:w="60" w:type="dxa"/>
               <w:left w:w="120" w:type="dxa"/>
@@ -5981,9 +6032,7 @@
       </w:tr>
       <w:tr>
         <w:tc>
-          <w:tcPr>
-            <w:tcW w:w="2460" w:type="dxa"/>
-          </w:tcPr>
+          <w:tcPr/>
           <w:p>
             <w:pPr>
               <w:pStyle w:val="Compact"/>
@@ -5995,7 +6044,7 @@
         </w:tc>
         <w:tc>
           <w:tcPr>
-            <w:tcW w:w="6328" w:type="dxa"/>
+            <w:tcW w:w="5788" w:type="dxa"/>
             <w:tcMar>
               <w:top w:w="60" w:type="dxa"/>
               <w:left w:w="120" w:type="dxa"/>
@@ -6028,6 +6077,7 @@
         </w:tc>
         <w:tc>
           <w:tcPr>
+            <w:tcW w:w="5788" w:type="dxa"/>
             <w:tcMar>
               <w:top w:w="60" w:type="dxa"/>
               <w:left w:w="120" w:type="dxa"/>
@@ -6059,9 +6109,7 @@
           </w:p>
         </w:tc>
         <w:tc>
-          <w:tcPr>
-            <w:tcW w:w="6328" w:type="dxa"/>
-          </w:tcPr>
+          <w:tcPr/>
           <w:p>
             <w:pPr>
               <w:pStyle w:val="Compact"/>
@@ -6074,19 +6122,10 @@
       </w:tr>
       <w:tr>
         <w:tc>
-          <w:tcPr>
-            <w:tcW w:w="2460" w:type="dxa"/>
-            <w:tcMar>
-              <w:top w:w="60" w:type="dxa"/>
-              <w:left w:w="120" w:type="dxa"/>
-              <w:bottom w:w="60" w:type="dxa"/>
-              <w:right w:w="120" w:type="dxa"/>
-            </w:tcMar>
-          </w:tcPr>
-          <w:p>
-            <w:pPr>
-              <w:pStyle w:val="Compact"/>
-              <w:wordWrap w:val="1"/>
+          <w:tcPr/>
+          <w:p>
+            <w:pPr>
+              <w:pStyle w:val="Compact"/>
             </w:pPr>
             <w:r>
               <w:t xml:space="preserve">고객 불만 접수 및 피드백 관리</w:t>
@@ -6094,10 +6133,19 @@
           </w:p>
         </w:tc>
         <w:tc>
-          <w:tcPr/>
-          <w:p>
-            <w:pPr>
-              <w:pStyle w:val="Compact"/>
+          <w:tcPr>
+            <w:tcW w:w="5788" w:type="dxa"/>
+            <w:tcMar>
+              <w:top w:w="60" w:type="dxa"/>
+              <w:left w:w="120" w:type="dxa"/>
+              <w:bottom w:w="60" w:type="dxa"/>
+              <w:right w:w="120" w:type="dxa"/>
+            </w:tcMar>
+          </w:tcPr>
+          <w:p>
+            <w:pPr>
+              <w:pStyle w:val="Compact"/>
+              <w:wordWrap w:val="1"/>
             </w:pPr>
             <w:r>
               <w:t xml:space="preserve">AS9100D 9.1.2</w:t>
@@ -6131,18 +6179,10 @@
       </w:tr>
       <w:tr>
         <w:tc>
-          <w:tcPr>
-            <w:tcMar>
-              <w:top w:w="60" w:type="dxa"/>
-              <w:left w:w="120" w:type="dxa"/>
-              <w:bottom w:w="60" w:type="dxa"/>
-              <w:right w:w="120" w:type="dxa"/>
-            </w:tcMar>
-          </w:tcPr>
-          <w:p>
-            <w:pPr>
-              <w:pStyle w:val="Compact"/>
-              <w:wordWrap w:val="1"/>
+          <w:tcPr/>
+          <w:p>
+            <w:pPr>
+              <w:pStyle w:val="Compact"/>
             </w:pPr>
             <w:r>
               <w:t xml:space="preserve">고객 재산 관리 (도면, 금형 등)</w:t>
@@ -6150,18 +6190,10 @@
           </w:p>
         </w:tc>
         <w:tc>
-          <w:tcPr>
-            <w:tcMar>
-              <w:top w:w="60" w:type="dxa"/>
-              <w:left w:w="120" w:type="dxa"/>
-              <w:bottom w:w="60" w:type="dxa"/>
-              <w:right w:w="120" w:type="dxa"/>
-            </w:tcMar>
-          </w:tcPr>
-          <w:p>
-            <w:pPr>
-              <w:pStyle w:val="Compact"/>
-              <w:wordWrap w:val="1"/>
+          <w:tcPr/>
+          <w:p>
+            <w:pPr>
+              <w:pStyle w:val="Compact"/>
             </w:pPr>
             <w:r>
               <w:t xml:space="preserve">AS9100D 8.5.3</w:t>
@@ -6204,7 +6236,7 @@
         </w:trPr>
         <w:tc>
           <w:tcPr>
-            <w:tcW w:w="2460" w:type="dxa"/>
+            <w:tcW w:w="3000" w:type="dxa"/>
             <w:tcMar>
               <w:top w:w="60" w:type="dxa"/>
               <w:left w:w="120" w:type="dxa"/>
@@ -6225,7 +6257,7 @@
         </w:tc>
         <w:tc>
           <w:tcPr>
-            <w:tcW w:w="6328" w:type="dxa"/>
+            <w:tcW w:w="5788" w:type="dxa"/>
             <w:tcMar>
               <w:top w:w="60" w:type="dxa"/>
               <w:left w:w="120" w:type="dxa"/>
@@ -6247,9 +6279,7 @@
       </w:tr>
       <w:tr>
         <w:tc>
-          <w:tcPr>
-            <w:tcW w:w="2460" w:type="dxa"/>
-          </w:tcPr>
+          <w:tcPr/>
           <w:p>
             <w:pPr>
               <w:pStyle w:val="Compact"/>
@@ -6261,7 +6291,7 @@
         </w:tc>
         <w:tc>
           <w:tcPr>
-            <w:tcW w:w="6328" w:type="dxa"/>
+            <w:tcW w:w="5788" w:type="dxa"/>
             <w:tcMar>
               <w:top w:w="60" w:type="dxa"/>
               <w:left w:w="120" w:type="dxa"/>
@@ -6293,10 +6323,19 @@
           </w:p>
         </w:tc>
         <w:tc>
-          <w:tcPr/>
-          <w:p>
-            <w:pPr>
-              <w:pStyle w:val="Compact"/>
+          <w:tcPr>
+            <w:tcW w:w="5788" w:type="dxa"/>
+            <w:tcMar>
+              <w:top w:w="60" w:type="dxa"/>
+              <w:left w:w="120" w:type="dxa"/>
+              <w:bottom w:w="60" w:type="dxa"/>
+              <w:right w:w="120" w:type="dxa"/>
+            </w:tcMar>
+          </w:tcPr>
+          <w:p>
+            <w:pPr>
+              <w:pStyle w:val="Compact"/>
+              <w:wordWrap w:val="1"/>
             </w:pPr>
             <w:r>
               <w:t xml:space="preserve">AS9100D 7.2</w:t>
@@ -6317,9 +6356,7 @@
           </w:p>
         </w:tc>
         <w:tc>
-          <w:tcPr>
-            <w:tcW w:w="6328" w:type="dxa"/>
-          </w:tcPr>
+          <w:tcPr/>
           <w:p>
             <w:pPr>
               <w:pStyle w:val="Compact"/>
@@ -6332,19 +6369,10 @@
       </w:tr>
       <w:tr>
         <w:tc>
-          <w:tcPr>
-            <w:tcW w:w="2460" w:type="dxa"/>
-            <w:tcMar>
-              <w:top w:w="60" w:type="dxa"/>
-              <w:left w:w="120" w:type="dxa"/>
-              <w:bottom w:w="60" w:type="dxa"/>
-              <w:right w:w="120" w:type="dxa"/>
-            </w:tcMar>
-          </w:tcPr>
-          <w:p>
-            <w:pPr>
-              <w:pStyle w:val="Compact"/>
-              <w:wordWrap w:val="1"/>
+          <w:tcPr/>
+          <w:p>
+            <w:pPr>
+              <w:pStyle w:val="Compact"/>
             </w:pPr>
             <w:r>
               <w:t xml:space="preserve">품질 인식 교육 프로그램</w:t>
@@ -6352,10 +6380,19 @@
           </w:p>
         </w:tc>
         <w:tc>
-          <w:tcPr/>
-          <w:p>
-            <w:pPr>
-              <w:pStyle w:val="Compact"/>
+          <w:tcPr>
+            <w:tcW w:w="5788" w:type="dxa"/>
+            <w:tcMar>
+              <w:top w:w="60" w:type="dxa"/>
+              <w:left w:w="120" w:type="dxa"/>
+              <w:bottom w:w="60" w:type="dxa"/>
+              <w:right w:w="120" w:type="dxa"/>
+            </w:tcMar>
+          </w:tcPr>
+          <w:p>
+            <w:pPr>
+              <w:pStyle w:val="Compact"/>
+              <w:wordWrap w:val="1"/>
             </w:pPr>
             <w:r>
               <w:t xml:space="preserve">AS9100D 7.3</w:t>
@@ -6389,18 +6426,10 @@
       </w:tr>
       <w:tr>
         <w:tc>
-          <w:tcPr>
-            <w:tcMar>
-              <w:top w:w="60" w:type="dxa"/>
-              <w:left w:w="120" w:type="dxa"/>
-              <w:bottom w:w="60" w:type="dxa"/>
-              <w:right w:w="120" w:type="dxa"/>
-            </w:tcMar>
-          </w:tcPr>
-          <w:p>
-            <w:pPr>
-              <w:pStyle w:val="Compact"/>
-              <w:wordWrap w:val="1"/>
+          <w:tcPr/>
+          <w:p>
+            <w:pPr>
+              <w:pStyle w:val="Compact"/>
             </w:pPr>
             <w:r>
               <w:t xml:space="preserve">직무기술서 (Job Description) 관리</w:t>
@@ -6408,18 +6437,10 @@
           </w:p>
         </w:tc>
         <w:tc>
-          <w:tcPr>
-            <w:tcMar>
-              <w:top w:w="60" w:type="dxa"/>
-              <w:left w:w="120" w:type="dxa"/>
-              <w:bottom w:w="60" w:type="dxa"/>
-              <w:right w:w="120" w:type="dxa"/>
-            </w:tcMar>
-          </w:tcPr>
-          <w:p>
-            <w:pPr>
-              <w:pStyle w:val="Compact"/>
-              <w:wordWrap w:val="1"/>
+          <w:tcPr/>
+          <w:p>
+            <w:pPr>
+              <w:pStyle w:val="Compact"/>
             </w:pPr>
             <w:r>
               <w:t xml:space="preserve">AS9100D 5.3</w:t>
@@ -6481,7 +6502,7 @@
         </w:trPr>
         <w:tc>
           <w:tcPr>
-            <w:tcW w:w="2460" w:type="dxa"/>
+            <w:tcW w:w="1618" w:type="dxa"/>
             <w:tcMar>
               <w:top w:w="60" w:type="dxa"/>
               <w:left w:w="120" w:type="dxa"/>
@@ -6502,7 +6523,7 @@
         </w:tc>
         <w:tc>
           <w:tcPr>
-            <w:tcW w:w="6328" w:type="dxa"/>
+            <w:tcW w:w="7170" w:type="dxa"/>
             <w:tcMar>
               <w:top w:w="60" w:type="dxa"/>
               <w:left w:w="120" w:type="dxa"/>
@@ -6524,9 +6545,7 @@
       </w:tr>
       <w:tr>
         <w:tc>
-          <w:tcPr>
-            <w:tcW w:w="2460" w:type="dxa"/>
-          </w:tcPr>
+          <w:tcPr/>
           <w:p>
             <w:pPr>
               <w:pStyle w:val="Compact"/>
@@ -6542,7 +6561,7 @@
         </w:tc>
         <w:tc>
           <w:tcPr>
-            <w:tcW w:w="6328" w:type="dxa"/>
+            <w:tcW w:w="7170" w:type="dxa"/>
             <w:tcMar>
               <w:top w:w="60" w:type="dxa"/>
               <w:left w:w="120" w:type="dxa"/>
@@ -6579,7 +6598,7 @@
         </w:tc>
         <w:tc>
           <w:tcPr>
-            <w:tcW w:w="6328" w:type="dxa"/>
+            <w:tcW w:w="7170" w:type="dxa"/>
             <w:tcMar>
               <w:top w:w="60" w:type="dxa"/>
               <w:left w:w="120" w:type="dxa"/>
@@ -6628,18 +6647,10 @@
       </w:tr>
       <w:tr>
         <w:tc>
-          <w:tcPr>
-            <w:tcMar>
-              <w:top w:w="60" w:type="dxa"/>
-              <w:left w:w="120" w:type="dxa"/>
-              <w:bottom w:w="60" w:type="dxa"/>
-              <w:right w:w="120" w:type="dxa"/>
-            </w:tcMar>
-          </w:tcPr>
-          <w:p>
-            <w:pPr>
-              <w:pStyle w:val="Compact"/>
-              <w:wordWrap w:val="1"/>
+          <w:tcPr/>
+          <w:p>
+            <w:pPr>
+              <w:pStyle w:val="Compact"/>
             </w:pPr>
             <w:r>
               <w:rPr>
@@ -6652,7 +6663,7 @@
         </w:tc>
         <w:tc>
           <w:tcPr>
-            <w:tcW w:w="6328" w:type="dxa"/>
+            <w:tcW w:w="7170" w:type="dxa"/>
             <w:tcMar>
               <w:top w:w="60" w:type="dxa"/>
               <w:left w:w="120" w:type="dxa"/>
@@ -6709,7 +6720,7 @@
         </w:trPr>
         <w:tc>
           <w:tcPr>
-            <w:tcW w:w="2460" w:type="dxa"/>
+            <w:tcW w:w="3000" w:type="dxa"/>
             <w:tcMar>
               <w:top w:w="60" w:type="dxa"/>
               <w:left w:w="120" w:type="dxa"/>
@@ -6730,7 +6741,7 @@
         </w:tc>
         <w:tc>
           <w:tcPr>
-            <w:tcW w:w="6328" w:type="dxa"/>
+            <w:tcW w:w="5788" w:type="dxa"/>
             <w:tcMar>
               <w:top w:w="60" w:type="dxa"/>
               <w:left w:w="120" w:type="dxa"/>
@@ -6752,9 +6763,7 @@
       </w:tr>
       <w:tr>
         <w:tc>
-          <w:tcPr>
-            <w:tcW w:w="2460" w:type="dxa"/>
-          </w:tcPr>
+          <w:tcPr/>
           <w:p>
             <w:pPr>
               <w:pStyle w:val="Compact"/>
@@ -6766,7 +6775,7 @@
         </w:tc>
         <w:tc>
           <w:tcPr>
-            <w:tcW w:w="6328" w:type="dxa"/>
+            <w:tcW w:w="5788" w:type="dxa"/>
             <w:tcMar>
               <w:top w:w="60" w:type="dxa"/>
               <w:left w:w="120" w:type="dxa"/>
@@ -6799,6 +6808,7 @@
         </w:tc>
         <w:tc>
           <w:tcPr>
+            <w:tcW w:w="5788" w:type="dxa"/>
             <w:tcMar>
               <w:top w:w="60" w:type="dxa"/>
               <w:left w:w="120" w:type="dxa"/>
@@ -6830,9 +6840,7 @@
           </w:p>
         </w:tc>
         <w:tc>
-          <w:tcPr>
-            <w:tcW w:w="6328" w:type="dxa"/>
-          </w:tcPr>
+          <w:tcPr/>
           <w:p>
             <w:pPr>
               <w:pStyle w:val="Compact"/>
@@ -6845,19 +6853,10 @@
       </w:tr>
       <w:tr>
         <w:tc>
-          <w:tcPr>
-            <w:tcW w:w="2460" w:type="dxa"/>
-            <w:tcMar>
-              <w:top w:w="60" w:type="dxa"/>
-              <w:left w:w="120" w:type="dxa"/>
-              <w:bottom w:w="60" w:type="dxa"/>
-              <w:right w:w="120" w:type="dxa"/>
-            </w:tcMar>
-          </w:tcPr>
-          <w:p>
-            <w:pPr>
-              <w:pStyle w:val="Compact"/>
-              <w:wordWrap w:val="1"/>
+          <w:tcPr/>
+          <w:p>
+            <w:pPr>
+              <w:pStyle w:val="Compact"/>
             </w:pPr>
             <w:r>
               <w:t xml:space="preserve">안전 관련 출하 정지</w:t>
@@ -6865,10 +6864,19 @@
           </w:p>
         </w:tc>
         <w:tc>
-          <w:tcPr/>
-          <w:p>
-            <w:pPr>
-              <w:pStyle w:val="Compact"/>
+          <w:tcPr>
+            <w:tcW w:w="5788" w:type="dxa"/>
+            <w:tcMar>
+              <w:top w:w="60" w:type="dxa"/>
+              <w:left w:w="120" w:type="dxa"/>
+              <w:bottom w:w="60" w:type="dxa"/>
+              <w:right w:w="120" w:type="dxa"/>
+            </w:tcMar>
+          </w:tcPr>
+          <w:p>
+            <w:pPr>
+              <w:pStyle w:val="Compact"/>
+              <w:wordWrap w:val="1"/>
             </w:pPr>
             <w:r>
               <w:t xml:space="preserve">안전 위험 시 출하 즉시 정지 (독립 권한)</w:t>
@@ -6902,18 +6910,10 @@
       </w:tr>
       <w:tr>
         <w:tc>
-          <w:tcPr>
-            <w:tcMar>
-              <w:top w:w="60" w:type="dxa"/>
-              <w:left w:w="120" w:type="dxa"/>
-              <w:bottom w:w="60" w:type="dxa"/>
-              <w:right w:w="120" w:type="dxa"/>
-            </w:tcMar>
-          </w:tcPr>
-          <w:p>
-            <w:pPr>
-              <w:pStyle w:val="Compact"/>
-              <w:wordWrap w:val="1"/>
+          <w:tcPr/>
+          <w:p>
+            <w:pPr>
+              <w:pStyle w:val="Compact"/>
             </w:pPr>
             <w:r>
               <w:t xml:space="preserve">안전 교육</w:t>
@@ -6921,18 +6921,10 @@
           </w:p>
         </w:tc>
         <w:tc>
-          <w:tcPr>
-            <w:tcMar>
-              <w:top w:w="60" w:type="dxa"/>
-              <w:left w:w="120" w:type="dxa"/>
-              <w:bottom w:w="60" w:type="dxa"/>
-              <w:right w:w="120" w:type="dxa"/>
-            </w:tcMar>
-          </w:tcPr>
-          <w:p>
-            <w:pPr>
-              <w:pStyle w:val="Compact"/>
-              <w:wordWrap w:val="1"/>
+          <w:tcPr/>
+          <w:p>
+            <w:pPr>
+              <w:pStyle w:val="Compact"/>
             </w:pPr>
             <w:r>
               <w:t xml:space="preserve">제품 안전 관련 교육/인식 활동</w:t>
@@ -7935,10 +7927,18 @@
       </w:tr>
       <w:tr>
         <w:tc>
-          <w:tcPr/>
-          <w:p>
-            <w:pPr>
-              <w:pStyle w:val="Compact"/>
+          <w:tcPr>
+            <w:tcMar>
+              <w:top w:w="60" w:type="dxa"/>
+              <w:left w:w="120" w:type="dxa"/>
+              <w:bottom w:w="60" w:type="dxa"/>
+              <w:right w:w="120" w:type="dxa"/>
+            </w:tcMar>
+          </w:tcPr>
+          <w:p>
+            <w:pPr>
+              <w:pStyle w:val="Compact"/>
+              <w:wordWrap w:val="1"/>
             </w:pPr>
             <w:r>
               <w:t xml:space="preserve">6</w:t>
@@ -7968,18 +7968,10 @@
           </w:p>
         </w:tc>
         <w:tc>
-          <w:tcPr>
-            <w:tcMar>
-              <w:top w:w="60" w:type="dxa"/>
-              <w:left w:w="120" w:type="dxa"/>
-              <w:bottom w:w="60" w:type="dxa"/>
-              <w:right w:w="120" w:type="dxa"/>
-            </w:tcMar>
-          </w:tcPr>
-          <w:p>
-            <w:pPr>
-              <w:pStyle w:val="Compact"/>
-              <w:wordWrap w:val="1"/>
+          <w:tcPr/>
+          <w:p>
+            <w:pPr>
+              <w:pStyle w:val="Compact"/>
             </w:pPr>
             <w:r>
               <w:t xml:space="preserve">역량 평가 기록</w:t>
@@ -8373,7 +8365,7 @@
         </w:trPr>
         <w:tc>
           <w:tcPr>
-            <w:tcW w:w="2460" w:type="dxa"/>
+            <w:tcW w:w="1878" w:type="dxa"/>
             <w:tcMar>
               <w:top w:w="60" w:type="dxa"/>
               <w:left w:w="120" w:type="dxa"/>
@@ -8394,7 +8386,7 @@
         </w:tc>
         <w:tc>
           <w:tcPr>
-            <w:tcW w:w="6328" w:type="dxa"/>
+            <w:tcW w:w="6910" w:type="dxa"/>
             <w:tcMar>
               <w:top w:w="60" w:type="dxa"/>
               <w:left w:w="120" w:type="dxa"/>
@@ -8416,9 +8408,7 @@
       </w:tr>
       <w:tr>
         <w:tc>
-          <w:tcPr>
-            <w:tcW w:w="2460" w:type="dxa"/>
-          </w:tcPr>
+          <w:tcPr/>
           <w:p>
             <w:pPr>
               <w:pStyle w:val="Compact"/>
@@ -8430,7 +8420,7 @@
         </w:tc>
         <w:tc>
           <w:tcPr>
-            <w:tcW w:w="6328" w:type="dxa"/>
+            <w:tcW w:w="6910" w:type="dxa"/>
             <w:tcMar>
               <w:top w:w="60" w:type="dxa"/>
               <w:left w:w="120" w:type="dxa"/>
@@ -8463,6 +8453,7 @@
         </w:tc>
         <w:tc>
           <w:tcPr>
+            <w:tcW w:w="6910" w:type="dxa"/>
             <w:tcMar>
               <w:top w:w="60" w:type="dxa"/>
               <w:left w:w="120" w:type="dxa"/>
@@ -8494,9 +8485,7 @@
           </w:p>
         </w:tc>
         <w:tc>
-          <w:tcPr>
-            <w:tcW w:w="6328" w:type="dxa"/>
-          </w:tcPr>
+          <w:tcPr/>
           <w:p>
             <w:pPr>
               <w:pStyle w:val="Compact"/>
@@ -8509,19 +8498,10 @@
       </w:tr>
       <w:tr>
         <w:tc>
-          <w:tcPr>
-            <w:tcW w:w="2460" w:type="dxa"/>
-            <w:tcMar>
-              <w:top w:w="60" w:type="dxa"/>
-              <w:left w:w="120" w:type="dxa"/>
-              <w:bottom w:w="60" w:type="dxa"/>
-              <w:right w:w="120" w:type="dxa"/>
-            </w:tcMar>
-          </w:tcPr>
-          <w:p>
-            <w:pPr>
-              <w:pStyle w:val="Compact"/>
-              <w:wordWrap w:val="1"/>
+          <w:tcPr/>
+          <w:p>
+            <w:pPr>
+              <w:pStyle w:val="Compact"/>
             </w:pPr>
             <w:r>
               <w:t xml:space="preserve">책임 불가분</w:t>
@@ -8529,10 +8509,19 @@
           </w:p>
         </w:tc>
         <w:tc>
-          <w:tcPr/>
-          <w:p>
-            <w:pPr>
-              <w:pStyle w:val="Compact"/>
+          <w:tcPr>
+            <w:tcW w:w="6910" w:type="dxa"/>
+            <w:tcMar>
+              <w:top w:w="60" w:type="dxa"/>
+              <w:left w:w="120" w:type="dxa"/>
+              <w:bottom w:w="60" w:type="dxa"/>
+              <w:right w:w="120" w:type="dxa"/>
+            </w:tcMar>
+          </w:tcPr>
+          <w:p>
+            <w:pPr>
+              <w:pStyle w:val="Compact"/>
+              <w:wordWrap w:val="1"/>
             </w:pPr>
             <w:r>
               <w:t xml:space="preserve">권한 위임 시에도 최종 책임은 원래 책임자에게 잔존</w:t>
@@ -8542,18 +8531,10 @@
       </w:tr>
       <w:tr>
         <w:tc>
-          <w:tcPr>
-            <w:tcMar>
-              <w:top w:w="60" w:type="dxa"/>
-              <w:left w:w="120" w:type="dxa"/>
-              <w:bottom w:w="60" w:type="dxa"/>
-              <w:right w:w="120" w:type="dxa"/>
-            </w:tcMar>
-          </w:tcPr>
-          <w:p>
-            <w:pPr>
-              <w:pStyle w:val="Compact"/>
-              <w:wordWrap w:val="1"/>
+          <w:tcPr/>
+          <w:p>
+            <w:pPr>
+              <w:pStyle w:val="Compact"/>
             </w:pPr>
             <w:r>
               <w:t xml:space="preserve">제한 사항</w:t>
@@ -8561,18 +8542,10 @@
           </w:p>
         </w:tc>
         <w:tc>
-          <w:tcPr>
-            <w:tcMar>
-              <w:top w:w="60" w:type="dxa"/>
-              <w:left w:w="120" w:type="dxa"/>
-              <w:bottom w:w="60" w:type="dxa"/>
-              <w:right w:w="120" w:type="dxa"/>
-            </w:tcMar>
-          </w:tcPr>
-          <w:p>
-            <w:pPr>
-              <w:pStyle w:val="Compact"/>
-              <w:wordWrap w:val="1"/>
+          <w:tcPr/>
+          <w:p>
+            <w:pPr>
+              <w:pStyle w:val="Compact"/>
             </w:pPr>
             <w:r>
               <w:t xml:space="preserve">아래 권한은 위임 불가</w:t>
@@ -9009,7 +8982,6 @@
               <w:bottom w:w="60" w:type="dxa"/>
               <w:right w:w="120" w:type="dxa"/>
             </w:tcMar>
-            <w:shd w:val="clear" w:color="auto" w:fill="DEEAF1"/>
           </w:tcPr>
           <w:p>
             <w:pPr>
@@ -9029,7 +9001,6 @@
               <w:bottom w:w="60" w:type="dxa"/>
               <w:right w:w="120" w:type="dxa"/>
             </w:tcMar>
-            <w:shd w:val="clear" w:color="auto" w:fill="DEEAF1"/>
           </w:tcPr>
           <w:p>
             <w:pPr>
@@ -9049,7 +9020,6 @@
               <w:bottom w:w="60" w:type="dxa"/>
               <w:right w:w="120" w:type="dxa"/>
             </w:tcMar>
-            <w:shd w:val="clear" w:color="auto" w:fill="DEEAF1"/>
           </w:tcPr>
           <w:p>
             <w:pPr>
@@ -10655,8 +10625,8 @@
     <w:rPrDefault>
       <w:rPr>
         <w:rFonts w:asciiTheme="minorHAnsi" w:cstheme="minorBidi" w:eastAsiaTheme="minorEastAsia" w:hAnsiTheme="minorHAnsi"/>
-        <w:sz w:val="24"/>
-        <w:szCs w:val="24"/>
+        <w:sz w:val="20"/>
+        <w:szCs w:val="20"/>
         <w:lang w:bidi="ar-SA" w:eastAsia="zh-CN" w:val="en-US"/>
       </w:rPr>
     </w:rPrDefault>
@@ -10724,8 +10694,8 @@
     </w:pPr>
     <w:rPr>
       <w:rFonts w:asciiTheme="majorHAnsi" w:cstheme="majorBidi" w:eastAsiaTheme="majorEastAsia" w:hAnsiTheme="majorHAnsi"/>
-      <w:sz w:val="56"/>
-      <w:szCs w:val="56"/>
+      <w:sz w:val="44"/>
+      <w:szCs w:val="44"/>
     </w:rPr>
   </w:style>
   <w:style w:customStyle="1" w:styleId="TitleChar" w:type="character">
@@ -10736,8 +10706,8 @@
     <w:rsid w:val="00A10FD9"/>
     <w:rPr>
       <w:rFonts w:asciiTheme="majorHAnsi" w:cstheme="majorBidi" w:eastAsiaTheme="majorEastAsia" w:hAnsiTheme="majorHAnsi"/>
-      <w:sz w:val="56"/>
-      <w:szCs w:val="56"/>
+      <w:sz w:val="44"/>
+      <w:szCs w:val="44"/>
     </w:rPr>
   </w:style>
   <w:style w:styleId="Subtitle" w:type="paragraph">
@@ -10859,8 +10829,8 @@
     <w:rPr>
       <w:rFonts w:asciiTheme="majorHAnsi" w:cstheme="majorBidi" w:eastAsiaTheme="majorEastAsia" w:hAnsiTheme="majorHAnsi"/>
       <w:color w:themeColor="accent1" w:themeShade="BF" w:val="0F4761"/>
-      <w:sz w:val="40"/>
-      <w:szCs w:val="40"/>
+      <w:sz w:val="32"/>
+      <w:szCs w:val="32"/>
     </w:rPr>
   </w:style>
   <w:style w:styleId="Heading2" w:type="paragraph">
@@ -11050,8 +11020,8 @@
     <w:rPr>
       <w:rFonts w:asciiTheme="majorHAnsi" w:cstheme="majorBidi" w:eastAsiaTheme="majorEastAsia" w:hAnsiTheme="majorHAnsi"/>
       <w:color w:themeColor="accent1" w:themeShade="BF" w:val="0F4761"/>
-      <w:sz w:val="40"/>
-      <w:szCs w:val="40"/>
+      <w:sz w:val="32"/>
+      <w:szCs w:val="32"/>
     </w:rPr>
   </w:style>
   <w:style w:customStyle="1" w:styleId="Heading2Char" w:type="character">
